--- a/产品需求说明书.docx
+++ b/产品需求说明书.docx
@@ -7,11 +7,15 @@
         <w:jc w:val="center"/>
         <w:rPr>
           <w:rFonts w:hint="eastAsia" w:ascii="黑体" w:hAnsi="黑体" w:eastAsia="黑体" w:cs="黑体"/>
+          <w:b/>
+          <w:bCs/>
         </w:rPr>
       </w:pPr>
       <w:r>
         <w:rPr>
           <w:rFonts w:hint="eastAsia" w:ascii="黑体" w:hAnsi="黑体" w:eastAsia="黑体" w:cs="黑体"/>
+          <w:b/>
+          <w:bCs/>
           <w:sz w:val="28"/>
           <w:szCs w:val="28"/>
           <w:lang w:val="en-US"/>
@@ -22,37 +26,478 @@
     <w:p>
       <w:pPr>
         <w:rPr>
-          <w:lang w:val="en-US"/>
-        </w:rPr>
-      </w:pPr>
-      <w:r>
-        <w:rPr>
-          <w:lang w:val="en-US"/>
-        </w:rPr>
-        <w:t>目 录</w:t>
-      </w:r>
-    </w:p>
-    <w:p>
-      <w:pPr>
-        <w:rPr>
-          <w:lang w:val="en-US"/>
-        </w:rPr>
-      </w:pPr>
-      <w:r>
-        <w:rPr>
-          <w:lang w:val="en-US"/>
-        </w:rPr>
-        <w:t xml:space="preserve">一、 简介 </w:t>
-      </w:r>
-    </w:p>
-    <w:p>
-      <w:pPr>
-        <w:rPr>
-          <w:lang w:val="en-US"/>
-        </w:rPr>
-      </w:pPr>
-      <w:r>
-        <w:rPr>
+          <w:b/>
+          <w:bCs/>
+          <w:sz w:val="24"/>
+          <w:szCs w:val="24"/>
+          <w:lang w:val="en-US"/>
+        </w:rPr>
+      </w:pPr>
+      <w:r>
+        <w:rPr>
+          <w:b/>
+          <w:bCs/>
+          <w:sz w:val="24"/>
+          <w:szCs w:val="24"/>
+          <w:lang w:val="en-US"/>
+        </w:rPr>
+        <w:t>目录</w:t>
+      </w:r>
+    </w:p>
+    <w:p>
+      <w:pPr>
+        <w:rPr>
+          <w:sz w:val="24"/>
+          <w:szCs w:val="24"/>
+          <w:lang w:val="en-US"/>
+        </w:rPr>
+      </w:pPr>
+      <w:r>
+        <w:rPr>
+          <w:sz w:val="24"/>
+          <w:szCs w:val="24"/>
+          <w:lang w:val="en-US"/>
+        </w:rPr>
+        <w:t xml:space="preserve">一、简介 </w:t>
+      </w:r>
+    </w:p>
+    <w:p>
+      <w:pPr>
+        <w:rPr>
+          <w:sz w:val="24"/>
+          <w:szCs w:val="24"/>
+          <w:lang w:val="en-US"/>
+        </w:rPr>
+      </w:pPr>
+      <w:r>
+        <w:rPr>
+          <w:sz w:val="24"/>
+          <w:szCs w:val="24"/>
+          <w:lang w:val="en-US"/>
+        </w:rPr>
+        <w:t>二、用户角色描述</w:t>
+      </w:r>
+    </w:p>
+    <w:p>
+      <w:pPr>
+        <w:rPr>
+          <w:sz w:val="24"/>
+          <w:szCs w:val="24"/>
+          <w:lang w:val="en-US"/>
+        </w:rPr>
+      </w:pPr>
+      <w:r>
+        <w:rPr>
+          <w:sz w:val="24"/>
+          <w:szCs w:val="24"/>
+          <w:lang w:val="en-US"/>
+        </w:rPr>
+        <w:t>三、产品概述</w:t>
+      </w:r>
+    </w:p>
+    <w:p>
+      <w:pPr>
+        <w:rPr>
+          <w:sz w:val="24"/>
+          <w:szCs w:val="24"/>
+          <w:lang w:val="en-US"/>
+        </w:rPr>
+      </w:pPr>
+      <w:r>
+        <w:rPr>
+          <w:sz w:val="24"/>
+          <w:szCs w:val="24"/>
+          <w:lang w:val="en-US"/>
+        </w:rPr>
+        <w:t> 1、目标</w:t>
+      </w:r>
+    </w:p>
+    <w:p>
+      <w:pPr>
+        <w:rPr>
+          <w:sz w:val="24"/>
+          <w:szCs w:val="24"/>
+          <w:lang w:val="en-US"/>
+        </w:rPr>
+      </w:pPr>
+      <w:r>
+        <w:rPr>
+          <w:sz w:val="24"/>
+          <w:szCs w:val="24"/>
+          <w:lang w:val="en-US"/>
+        </w:rPr>
+        <w:t> 2、总体流程</w:t>
+      </w:r>
+    </w:p>
+    <w:p>
+      <w:pPr>
+        <w:rPr>
+          <w:sz w:val="24"/>
+          <w:szCs w:val="24"/>
+          <w:lang w:val="en-US"/>
+        </w:rPr>
+      </w:pPr>
+      <w:r>
+        <w:rPr>
+          <w:sz w:val="24"/>
+          <w:szCs w:val="24"/>
+          <w:lang w:val="en-US"/>
+        </w:rPr>
+        <w:t> 3、功能摘要</w:t>
+      </w:r>
+    </w:p>
+    <w:p>
+      <w:pPr>
+        <w:rPr>
+          <w:sz w:val="24"/>
+          <w:szCs w:val="24"/>
+          <w:lang w:val="en-US"/>
+        </w:rPr>
+      </w:pPr>
+      <w:r>
+        <w:rPr>
+          <w:sz w:val="24"/>
+          <w:szCs w:val="24"/>
+          <w:lang w:val="en-US"/>
+        </w:rPr>
+        <w:t>四、产品特性</w:t>
+      </w:r>
+    </w:p>
+    <w:p>
+      <w:pPr>
+        <w:rPr>
+          <w:sz w:val="24"/>
+          <w:szCs w:val="24"/>
+          <w:lang w:val="en-US"/>
+        </w:rPr>
+      </w:pPr>
+      <w:r>
+        <w:rPr>
+          <w:sz w:val="24"/>
+          <w:szCs w:val="24"/>
+          <w:lang w:val="en-US"/>
+        </w:rPr>
+        <w:t> 1</w:t>
+      </w:r>
+      <w:r>
+        <w:rPr>
+          <w:rFonts w:hint="eastAsia"/>
+          <w:sz w:val="24"/>
+          <w:szCs w:val="24"/>
+          <w:lang w:val="en-US" w:eastAsia="zh-CN"/>
+        </w:rPr>
+        <w:t>、</w:t>
+      </w:r>
+      <w:r>
+        <w:rPr>
+          <w:sz w:val="24"/>
+          <w:szCs w:val="24"/>
+          <w:lang w:val="en-US"/>
+        </w:rPr>
+        <w:t>产品概述</w:t>
+      </w:r>
+    </w:p>
+    <w:p>
+      <w:pPr>
+        <w:rPr>
+          <w:sz w:val="24"/>
+          <w:szCs w:val="24"/>
+          <w:lang w:val="en-US"/>
+        </w:rPr>
+      </w:pPr>
+      <w:r>
+        <w:rPr>
+          <w:sz w:val="24"/>
+          <w:szCs w:val="24"/>
+          <w:lang w:val="en-US"/>
+        </w:rPr>
+        <w:t> 2</w:t>
+      </w:r>
+      <w:r>
+        <w:rPr>
+          <w:rFonts w:hint="eastAsia"/>
+          <w:sz w:val="24"/>
+          <w:szCs w:val="24"/>
+          <w:lang w:val="en-US" w:eastAsia="zh-CN"/>
+        </w:rPr>
+        <w:t>、</w:t>
+      </w:r>
+      <w:r>
+        <w:rPr>
+          <w:sz w:val="24"/>
+          <w:szCs w:val="24"/>
+          <w:lang w:val="en-US"/>
+        </w:rPr>
+        <w:t>产品结构（功能摘要）</w:t>
+      </w:r>
+    </w:p>
+    <w:p>
+      <w:pPr>
+        <w:rPr>
+          <w:sz w:val="24"/>
+          <w:szCs w:val="24"/>
+          <w:lang w:val="en-US"/>
+        </w:rPr>
+      </w:pPr>
+      <w:r>
+        <w:rPr>
+          <w:sz w:val="24"/>
+          <w:szCs w:val="24"/>
+          <w:lang w:val="en-US"/>
+        </w:rPr>
+        <w:t> 3</w:t>
+      </w:r>
+      <w:r>
+        <w:rPr>
+          <w:rFonts w:hint="eastAsia"/>
+          <w:sz w:val="24"/>
+          <w:szCs w:val="24"/>
+          <w:lang w:val="en-US" w:eastAsia="zh-CN"/>
+        </w:rPr>
+        <w:t>、</w:t>
+      </w:r>
+      <w:r>
+        <w:rPr>
+          <w:sz w:val="24"/>
+          <w:szCs w:val="24"/>
+          <w:lang w:val="en-US"/>
+        </w:rPr>
+        <w:t>状态说明</w:t>
+      </w:r>
+    </w:p>
+    <w:p>
+      <w:pPr>
+        <w:rPr>
+          <w:sz w:val="24"/>
+          <w:szCs w:val="24"/>
+          <w:lang w:val="en-US"/>
+        </w:rPr>
+      </w:pPr>
+      <w:r>
+        <w:rPr>
+          <w:sz w:val="24"/>
+          <w:szCs w:val="24"/>
+          <w:lang w:val="en-US"/>
+        </w:rPr>
+        <w:t> 4</w:t>
+      </w:r>
+      <w:r>
+        <w:rPr>
+          <w:rFonts w:hint="eastAsia"/>
+          <w:sz w:val="24"/>
+          <w:szCs w:val="24"/>
+          <w:lang w:val="en-US" w:eastAsia="zh-CN"/>
+        </w:rPr>
+        <w:t>、</w:t>
+      </w:r>
+      <w:r>
+        <w:rPr>
+          <w:sz w:val="24"/>
+          <w:szCs w:val="24"/>
+          <w:lang w:val="en-US"/>
+        </w:rPr>
+        <w:t>特性说明</w:t>
+      </w:r>
+    </w:p>
+    <w:p>
+      <w:pPr>
+        <w:rPr>
+          <w:sz w:val="24"/>
+          <w:szCs w:val="24"/>
+          <w:lang w:val="en-US"/>
+        </w:rPr>
+      </w:pPr>
+      <w:r>
+        <w:rPr>
+          <w:sz w:val="24"/>
+          <w:szCs w:val="24"/>
+          <w:lang w:val="en-US"/>
+        </w:rPr>
+        <w:t>  4.1 特性1：注册与登录</w:t>
+      </w:r>
+    </w:p>
+    <w:p>
+      <w:pPr>
+        <w:rPr>
+          <w:sz w:val="24"/>
+          <w:szCs w:val="24"/>
+          <w:lang w:val="en-US"/>
+        </w:rPr>
+      </w:pPr>
+      <w:r>
+        <w:rPr>
+          <w:sz w:val="24"/>
+          <w:szCs w:val="24"/>
+          <w:lang w:val="en-US"/>
+        </w:rPr>
+        <w:t>  4.2 特性2：自习室预约</w:t>
+      </w:r>
+    </w:p>
+    <w:p>
+      <w:pPr>
+        <w:rPr>
+          <w:sz w:val="24"/>
+          <w:szCs w:val="24"/>
+          <w:lang w:val="en-US"/>
+        </w:rPr>
+      </w:pPr>
+      <w:r>
+        <w:rPr>
+          <w:sz w:val="24"/>
+          <w:szCs w:val="24"/>
+          <w:lang w:val="en-US"/>
+        </w:rPr>
+        <w:t>五、其它产品需求</w:t>
+      </w:r>
+    </w:p>
+    <w:p>
+      <w:pPr>
+        <w:rPr>
+          <w:sz w:val="24"/>
+          <w:szCs w:val="24"/>
+          <w:lang w:val="en-US"/>
+        </w:rPr>
+      </w:pPr>
+      <w:r>
+        <w:rPr>
+          <w:sz w:val="24"/>
+          <w:szCs w:val="24"/>
+          <w:lang w:val="en-US"/>
+        </w:rPr>
+        <w:t> 1、性能需求</w:t>
+      </w:r>
+    </w:p>
+    <w:p>
+      <w:pPr>
+        <w:rPr>
+          <w:sz w:val="24"/>
+          <w:szCs w:val="24"/>
+          <w:lang w:val="en-US"/>
+        </w:rPr>
+      </w:pPr>
+      <w:r>
+        <w:rPr>
+          <w:sz w:val="24"/>
+          <w:szCs w:val="24"/>
+          <w:lang w:val="en-US"/>
+        </w:rPr>
+        <w:t> 2、监控需求</w:t>
+      </w:r>
+    </w:p>
+    <w:p>
+      <w:pPr>
+        <w:rPr>
+          <w:sz w:val="24"/>
+          <w:szCs w:val="24"/>
+          <w:lang w:val="en-US"/>
+        </w:rPr>
+      </w:pPr>
+      <w:r>
+        <w:rPr>
+          <w:sz w:val="24"/>
+          <w:szCs w:val="24"/>
+          <w:lang w:val="en-US"/>
+        </w:rPr>
+        <w:t> 3、兼容性需求</w:t>
+      </w:r>
+    </w:p>
+    <w:p>
+      <w:pPr>
+        <w:rPr>
+          <w:sz w:val="24"/>
+          <w:szCs w:val="24"/>
+          <w:lang w:val="en-US"/>
+        </w:rPr>
+      </w:pPr>
+      <w:r>
+        <w:rPr>
+          <w:sz w:val="24"/>
+          <w:szCs w:val="24"/>
+          <w:lang w:val="en-US"/>
+        </w:rPr>
+        <w:t>六、风险分析</w:t>
+      </w:r>
+    </w:p>
+    <w:p>
+      <w:pPr>
+        <w:rPr>
+          <w:sz w:val="24"/>
+          <w:szCs w:val="24"/>
+          <w:lang w:val="en-US"/>
+        </w:rPr>
+      </w:pPr>
+      <w:r>
+        <w:rPr>
+          <w:sz w:val="24"/>
+          <w:szCs w:val="24"/>
+          <w:lang w:val="en-US"/>
+        </w:rPr>
+        <w:t>七、相关文档</w:t>
+      </w:r>
+    </w:p>
+    <w:p/>
+    <w:p>
+      <w:pPr>
+        <w:rPr>
+          <w:sz w:val="24"/>
+          <w:szCs w:val="24"/>
+          <w:lang w:val="en-US"/>
+        </w:rPr>
+      </w:pPr>
+      <w:r>
+        <w:rPr>
+          <w:sz w:val="24"/>
+          <w:szCs w:val="24"/>
+          <w:lang w:val="en-US"/>
+        </w:rPr>
+        <w:t>一、简介</w:t>
+      </w:r>
+    </w:p>
+    <w:p>
+      <w:pPr>
+        <w:keepNext w:val="0"/>
+        <w:keepLines w:val="0"/>
+        <w:pageBreakBefore w:val="0"/>
+        <w:widowControl w:val="0"/>
+        <w:kinsoku/>
+        <w:wordWrap/>
+        <w:overflowPunct/>
+        <w:topLinePunct w:val="0"/>
+        <w:autoSpaceDE/>
+        <w:autoSpaceDN/>
+        <w:bidi w:val="0"/>
+        <w:adjustRightInd/>
+        <w:snapToGrid/>
+        <w:spacing w:line="440" w:lineRule="exact"/>
+        <w:ind w:firstLine="480" w:firstLineChars="200"/>
+        <w:textAlignment w:val="auto"/>
+        <w:rPr>
+          <w:sz w:val="24"/>
+          <w:szCs w:val="24"/>
+          <w:lang w:val="en-US"/>
+        </w:rPr>
+      </w:pPr>
+      <w:r>
+        <w:rPr>
+          <w:sz w:val="24"/>
+          <w:szCs w:val="24"/>
+          <w:lang w:val="en-US"/>
+        </w:rPr>
+        <w:t>本文档为“自习室预约”的产品需求说明书，主要作为确认需求以及系统分析设计的依据。文档详细描述了系统的用户角色、功能模块、业务流程、非功能需求等，确保项目团队（开发、测试、设计等）对产品目标与范围达成一致，为后续的设计、开发、测试及验收工作提供指导。</w:t>
+      </w:r>
+    </w:p>
+    <w:p>
+      <w:pPr>
+        <w:rPr>
+          <w:sz w:val="24"/>
+          <w:szCs w:val="24"/>
+          <w:lang w:val="en-US"/>
+        </w:rPr>
+      </w:pPr>
+      <w:r>
+        <w:rPr>
+          <w:sz w:val="24"/>
+          <w:szCs w:val="24"/>
           <w:lang w:val="en-US"/>
         </w:rPr>
         <w:t>二、 用户角色描述</w:t>
@@ -60,302 +505,31 @@
     </w:p>
     <w:p>
       <w:pPr>
-        <w:rPr>
-          <w:lang w:val="en-US"/>
-        </w:rPr>
-      </w:pPr>
-      <w:r>
-        <w:rPr>
-          <w:lang w:val="en-US"/>
-        </w:rPr>
-        <w:t>三、 产品概述</w:t>
-      </w:r>
-    </w:p>
-    <w:p>
-      <w:pPr>
-        <w:rPr>
-          <w:lang w:val="en-US"/>
-        </w:rPr>
-      </w:pPr>
-      <w:r>
-        <w:rPr>
-          <w:lang w:val="en-US"/>
-        </w:rPr>
-        <w:t> 1、 目标</w:t>
-      </w:r>
-    </w:p>
-    <w:p>
-      <w:pPr>
-        <w:rPr>
-          <w:lang w:val="en-US"/>
-        </w:rPr>
-      </w:pPr>
-      <w:r>
-        <w:rPr>
-          <w:lang w:val="en-US"/>
-        </w:rPr>
-        <w:t> 2、 总体流程</w:t>
-      </w:r>
-    </w:p>
-    <w:p>
-      <w:pPr>
-        <w:rPr>
-          <w:lang w:val="en-US"/>
-        </w:rPr>
-      </w:pPr>
-      <w:r>
-        <w:rPr>
-          <w:lang w:val="en-US"/>
-        </w:rPr>
-        <w:t> 3、 功能摘要</w:t>
-      </w:r>
-    </w:p>
-    <w:p>
-      <w:pPr>
-        <w:rPr>
-          <w:lang w:val="en-US"/>
-        </w:rPr>
-      </w:pPr>
-      <w:r>
-        <w:rPr>
-          <w:lang w:val="en-US"/>
-        </w:rPr>
-        <w:t>四、 产品特性</w:t>
-      </w:r>
-    </w:p>
-    <w:p>
-      <w:pPr>
-        <w:rPr>
-          <w:lang w:val="en-US"/>
-        </w:rPr>
-      </w:pPr>
-      <w:r>
-        <w:rPr>
-          <w:lang w:val="en-US"/>
-        </w:rPr>
-        <w:t> 1 产品概述</w:t>
-      </w:r>
-    </w:p>
-    <w:p>
-      <w:pPr>
-        <w:rPr>
-          <w:lang w:val="en-US"/>
-        </w:rPr>
-      </w:pPr>
-      <w:r>
-        <w:rPr>
-          <w:lang w:val="en-US"/>
-        </w:rPr>
-        <w:t> 2 产品结构（功能摘要）</w:t>
-      </w:r>
-    </w:p>
-    <w:p>
-      <w:pPr>
-        <w:rPr>
-          <w:lang w:val="en-US"/>
-        </w:rPr>
-      </w:pPr>
-      <w:r>
-        <w:rPr>
-          <w:lang w:val="en-US"/>
-        </w:rPr>
-        <w:t> 3 状态说明</w:t>
-      </w:r>
-    </w:p>
-    <w:p>
-      <w:pPr>
-        <w:rPr>
-          <w:lang w:val="en-US"/>
-        </w:rPr>
-      </w:pPr>
-      <w:r>
-        <w:rPr>
-          <w:lang w:val="en-US"/>
-        </w:rPr>
-        <w:t> 4 特性说明</w:t>
-      </w:r>
-    </w:p>
-    <w:p>
-      <w:pPr>
-        <w:rPr>
-          <w:lang w:val="en-US"/>
-        </w:rPr>
-      </w:pPr>
-      <w:r>
-        <w:rPr>
-          <w:lang w:val="en-US"/>
-        </w:rPr>
-        <w:t>  4.1 特性1：注册与登录</w:t>
-      </w:r>
-    </w:p>
-    <w:p>
-      <w:pPr>
-        <w:rPr>
-          <w:lang w:val="en-US"/>
-        </w:rPr>
-      </w:pPr>
-      <w:r>
-        <w:rPr>
-          <w:lang w:val="en-US"/>
-        </w:rPr>
-        <w:t>  4.2 特性2：自习室预约</w:t>
-      </w:r>
-    </w:p>
-    <w:p>
-      <w:pPr>
-        <w:rPr>
-          <w:lang w:val="en-US"/>
-        </w:rPr>
-      </w:pPr>
-      <w:r>
-        <w:rPr>
-          <w:lang w:val="en-US"/>
-        </w:rPr>
-        <w:t>五、 其它产品需求</w:t>
-      </w:r>
-    </w:p>
-    <w:p>
-      <w:pPr>
-        <w:rPr>
-          <w:lang w:val="en-US"/>
-        </w:rPr>
-      </w:pPr>
-      <w:r>
-        <w:rPr>
-          <w:lang w:val="en-US"/>
-        </w:rPr>
-        <w:t> 1、 性能需求</w:t>
-      </w:r>
-    </w:p>
-    <w:p>
-      <w:pPr>
-        <w:rPr>
-          <w:lang w:val="en-US"/>
-        </w:rPr>
-      </w:pPr>
-      <w:r>
-        <w:rPr>
-          <w:lang w:val="en-US"/>
-        </w:rPr>
-        <w:t> 2、 监控需求</w:t>
-      </w:r>
-    </w:p>
-    <w:p>
-      <w:pPr>
-        <w:rPr>
-          <w:lang w:val="en-US"/>
-        </w:rPr>
-      </w:pPr>
-      <w:r>
-        <w:rPr>
-          <w:lang w:val="en-US"/>
-        </w:rPr>
-        <w:t> 3、 兼容性需求</w:t>
-      </w:r>
-    </w:p>
-    <w:p>
-      <w:pPr>
-        <w:rPr>
-          <w:lang w:val="en-US"/>
-        </w:rPr>
-      </w:pPr>
-      <w:r>
-        <w:rPr>
-          <w:lang w:val="en-US"/>
-        </w:rPr>
-        <w:t>六、 风险分析</w:t>
-      </w:r>
-    </w:p>
-    <w:p>
-      <w:pPr>
-        <w:rPr>
-          <w:lang w:val="en-US"/>
-        </w:rPr>
-      </w:pPr>
-      <w:r>
-        <w:rPr>
-          <w:lang w:val="en-US"/>
-        </w:rPr>
-        <w:t>七、 相关文档</w:t>
-      </w:r>
-    </w:p>
-    <w:p/>
-    <w:p>
-      <w:pPr>
-        <w:rPr>
-          <w:lang w:val="en-US"/>
-        </w:rPr>
-      </w:pPr>
-      <w:r>
-        <w:rPr>
-          <w:lang w:val="en-US"/>
-        </w:rPr>
-        <w:t>一、 简介</w:t>
-      </w:r>
-    </w:p>
-    <w:p>
-      <w:pPr>
-        <w:keepNext w:val="0"/>
-        <w:keepLines w:val="0"/>
-        <w:pageBreakBefore w:val="0"/>
-        <w:widowControl w:val="0"/>
-        <w:kinsoku/>
-        <w:wordWrap/>
-        <w:overflowPunct/>
-        <w:topLinePunct w:val="0"/>
-        <w:autoSpaceDE/>
-        <w:autoSpaceDN/>
-        <w:bidi w:val="0"/>
-        <w:adjustRightInd/>
-        <w:snapToGrid/>
-        <w:spacing w:line="440" w:lineRule="exact"/>
-        <w:ind w:firstLine="420" w:firstLineChars="200"/>
-        <w:textAlignment w:val="auto"/>
-        <w:rPr>
-          <w:lang w:val="en-US"/>
-        </w:rPr>
-      </w:pPr>
-      <w:r>
-        <w:rPr>
-          <w:lang w:val="en-US"/>
-        </w:rPr>
-        <w:t>本文档为“自习室预约”的产品需求说明书，主要作为确认需求以及系统分析设计的依据。文档详细描述了系统的用户角色、功能模块、业务流程、非功能需求等，确保项目团队（开发、测试、设计等）对产品目标与范围达成一致，为后续的设计、开发、测试及验收工作提供指导。</w:t>
-      </w:r>
-    </w:p>
-    <w:p>
-      <w:pPr>
-        <w:rPr>
-          <w:lang w:val="en-US"/>
-        </w:rPr>
-      </w:pPr>
-      <w:r>
-        <w:rPr>
-          <w:lang w:val="en-US"/>
-        </w:rPr>
-        <w:t>二、 用户角色描述</w:t>
-      </w:r>
-    </w:p>
-    <w:p>
-      <w:pPr>
-        <w:keepNext w:val="0"/>
-        <w:keepLines w:val="0"/>
-        <w:pageBreakBefore w:val="0"/>
-        <w:widowControl w:val="0"/>
-        <w:kinsoku/>
-        <w:wordWrap/>
-        <w:overflowPunct/>
-        <w:topLinePunct w:val="0"/>
-        <w:autoSpaceDE/>
-        <w:autoSpaceDN/>
-        <w:bidi w:val="0"/>
-        <w:adjustRightInd/>
-        <w:snapToGrid/>
-        <w:spacing w:line="440" w:lineRule="exact"/>
-        <w:ind w:firstLine="420" w:firstLineChars="200"/>
-        <w:textAlignment w:val="auto"/>
-      </w:pPr>
-      <w:r>
-        <w:rPr>
+        <w:keepNext w:val="0"/>
+        <w:keepLines w:val="0"/>
+        <w:pageBreakBefore w:val="0"/>
+        <w:widowControl w:val="0"/>
+        <w:kinsoku/>
+        <w:wordWrap/>
+        <w:overflowPunct/>
+        <w:topLinePunct w:val="0"/>
+        <w:autoSpaceDE/>
+        <w:autoSpaceDN/>
+        <w:bidi w:val="0"/>
+        <w:adjustRightInd/>
+        <w:snapToGrid/>
+        <w:spacing w:line="440" w:lineRule="exact"/>
+        <w:ind w:firstLine="480" w:firstLineChars="200"/>
+        <w:textAlignment w:val="auto"/>
+        <w:rPr>
+          <w:sz w:val="24"/>
+          <w:szCs w:val="24"/>
+        </w:rPr>
+      </w:pPr>
+      <w:r>
+        <w:rPr>
+          <w:sz w:val="24"/>
+          <w:szCs w:val="24"/>
           <w:lang w:val="en-US"/>
         </w:rPr>
         <w:t>普通用户 系统的核心使用者，主要为在校学生、考研人群、在职学习者。可通过系统进行注册登录、预约自习室座位。</w:t>
@@ -364,24 +538,32 @@
     <w:p>
       <w:pPr>
         <w:rPr>
-          <w:lang w:val="en-US"/>
-        </w:rPr>
-      </w:pPr>
-      <w:r>
-        <w:rPr>
-          <w:lang w:val="en-US"/>
-        </w:rPr>
-        <w:t>三、 产品概述</w:t>
-      </w:r>
-    </w:p>
-    <w:p>
-      <w:pPr>
-        <w:rPr>
-          <w:lang w:val="en-US"/>
-        </w:rPr>
-      </w:pPr>
-      <w:r>
-        <w:rPr>
+          <w:sz w:val="24"/>
+          <w:szCs w:val="24"/>
+          <w:lang w:val="en-US"/>
+        </w:rPr>
+      </w:pPr>
+      <w:r>
+        <w:rPr>
+          <w:sz w:val="24"/>
+          <w:szCs w:val="24"/>
+          <w:lang w:val="en-US"/>
+        </w:rPr>
+        <w:t>三、产品概述</w:t>
+      </w:r>
+    </w:p>
+    <w:p>
+      <w:pPr>
+        <w:rPr>
+          <w:sz w:val="24"/>
+          <w:szCs w:val="24"/>
+          <w:lang w:val="en-US"/>
+        </w:rPr>
+      </w:pPr>
+      <w:r>
+        <w:rPr>
+          <w:sz w:val="24"/>
+          <w:szCs w:val="24"/>
           <w:lang w:val="en-US"/>
         </w:rPr>
         <w:t>1、目标</w:t>
@@ -403,14 +585,18 @@
         <w:adjustRightInd/>
         <w:snapToGrid/>
         <w:spacing w:line="440" w:lineRule="exact"/>
-        <w:ind w:firstLine="420" w:firstLineChars="200"/>
-        <w:textAlignment w:val="auto"/>
-        <w:rPr>
-          <w:lang w:val="en-US"/>
-        </w:rPr>
-      </w:pPr>
-      <w:r>
-        <w:rPr>
+        <w:ind w:firstLine="480" w:firstLineChars="200"/>
+        <w:textAlignment w:val="auto"/>
+        <w:rPr>
+          <w:sz w:val="24"/>
+          <w:szCs w:val="24"/>
+          <w:lang w:val="en-US"/>
+        </w:rPr>
+      </w:pPr>
+      <w:r>
+        <w:rPr>
+          <w:sz w:val="24"/>
+          <w:szCs w:val="24"/>
           <w:lang w:val="en-US"/>
         </w:rPr>
         <w:t>用户侧：提供便捷的座位预约渠道，减少找座时间，提升学习体验。</w:t>
@@ -432,14 +618,18 @@
         <w:adjustRightInd/>
         <w:snapToGrid/>
         <w:spacing w:line="440" w:lineRule="exact"/>
-        <w:ind w:firstLine="420" w:firstLineChars="200"/>
-        <w:textAlignment w:val="auto"/>
-        <w:rPr>
-          <w:lang w:val="en-US"/>
-        </w:rPr>
-      </w:pPr>
-      <w:r>
-        <w:rPr>
+        <w:ind w:firstLine="480" w:firstLineChars="200"/>
+        <w:textAlignment w:val="auto"/>
+        <w:rPr>
+          <w:sz w:val="24"/>
+          <w:szCs w:val="24"/>
+          <w:lang w:val="en-US"/>
+        </w:rPr>
+      </w:pPr>
+      <w:r>
+        <w:rPr>
+          <w:sz w:val="24"/>
+          <w:szCs w:val="24"/>
           <w:lang w:val="en-US"/>
         </w:rPr>
         <w:t>技术侧：保证系统性能稳定、安全可靠，具备良好的可扩展性。</w:t>
@@ -447,12 +637,31 @@
     </w:p>
     <w:p>
       <w:pPr>
-        <w:rPr>
-          <w:lang w:val="en-US"/>
-        </w:rPr>
-      </w:pPr>
-      <w:r>
-        <w:rPr>
+        <w:keepNext w:val="0"/>
+        <w:keepLines w:val="0"/>
+        <w:pageBreakBefore w:val="0"/>
+        <w:widowControl w:val="0"/>
+        <w:kinsoku/>
+        <w:wordWrap/>
+        <w:overflowPunct/>
+        <w:topLinePunct w:val="0"/>
+        <w:autoSpaceDE/>
+        <w:autoSpaceDN/>
+        <w:bidi w:val="0"/>
+        <w:adjustRightInd/>
+        <w:snapToGrid/>
+        <w:spacing w:line="440" w:lineRule="exact"/>
+        <w:textAlignment w:val="auto"/>
+        <w:rPr>
+          <w:sz w:val="24"/>
+          <w:szCs w:val="24"/>
+          <w:lang w:val="en-US"/>
+        </w:rPr>
+      </w:pPr>
+      <w:r>
+        <w:rPr>
+          <w:sz w:val="24"/>
+          <w:szCs w:val="24"/>
           <w:lang w:val="en-US"/>
         </w:rPr>
         <w:t>2、总体流程</w:t>
@@ -460,33 +669,120 @@
     </w:p>
     <w:p>
       <w:pPr>
-        <w:rPr>
-          <w:lang w:val="en-US"/>
-        </w:rPr>
-      </w:pPr>
-      <w:r>
-        <w:rPr>
-          <w:lang w:val="en-US"/>
-        </w:rPr>
-        <w:t>1. 用户访问：用户通过浏览器访问系统，可选择登录或注册。</w:t>
-      </w:r>
-    </w:p>
-    <w:p>
-      <w:r>
-        <w:rPr>
-          <w:lang w:val="en-US"/>
-        </w:rPr>
-        <w:t>2. 功能使用：登录后，用户可进行自习室预约。</w:t>
-      </w:r>
-    </w:p>
-    <w:p>
-      <w:pPr>
-        <w:rPr>
-          <w:lang w:val="en-US"/>
-        </w:rPr>
-      </w:pPr>
-      <w:r>
-        <w:rPr>
+        <w:keepNext w:val="0"/>
+        <w:keepLines w:val="0"/>
+        <w:pageBreakBefore w:val="0"/>
+        <w:widowControl w:val="0"/>
+        <w:kinsoku/>
+        <w:wordWrap/>
+        <w:overflowPunct/>
+        <w:topLinePunct w:val="0"/>
+        <w:autoSpaceDE/>
+        <w:autoSpaceDN/>
+        <w:bidi w:val="0"/>
+        <w:adjustRightInd/>
+        <w:snapToGrid/>
+        <w:spacing w:line="440" w:lineRule="exact"/>
+        <w:textAlignment w:val="auto"/>
+        <w:rPr>
+          <w:sz w:val="24"/>
+          <w:szCs w:val="24"/>
+          <w:lang w:val="en-US"/>
+        </w:rPr>
+      </w:pPr>
+      <w:r>
+        <w:rPr>
+          <w:rFonts w:hint="eastAsia"/>
+          <w:sz w:val="24"/>
+          <w:szCs w:val="24"/>
+          <w:lang w:val="en-US" w:eastAsia="zh-CN"/>
+        </w:rPr>
+        <w:t>2.</w:t>
+      </w:r>
+      <w:r>
+        <w:rPr>
+          <w:sz w:val="24"/>
+          <w:szCs w:val="24"/>
+          <w:lang w:val="en-US"/>
+        </w:rPr>
+        <w:t>1用户访问：用户通过浏览器访问系统，可选择登录或注册。</w:t>
+      </w:r>
+    </w:p>
+    <w:p>
+      <w:pPr>
+        <w:keepNext w:val="0"/>
+        <w:keepLines w:val="0"/>
+        <w:pageBreakBefore w:val="0"/>
+        <w:widowControl w:val="0"/>
+        <w:kinsoku/>
+        <w:wordWrap/>
+        <w:overflowPunct/>
+        <w:topLinePunct w:val="0"/>
+        <w:autoSpaceDE/>
+        <w:autoSpaceDN/>
+        <w:bidi w:val="0"/>
+        <w:adjustRightInd/>
+        <w:snapToGrid/>
+        <w:spacing w:line="440" w:lineRule="exact"/>
+        <w:textAlignment w:val="auto"/>
+        <w:rPr>
+          <w:sz w:val="24"/>
+          <w:szCs w:val="24"/>
+        </w:rPr>
+      </w:pPr>
+      <w:r>
+        <w:rPr>
+          <w:sz w:val="24"/>
+          <w:szCs w:val="24"/>
+          <w:lang w:val="en-US"/>
+        </w:rPr>
+        <w:t>2</w:t>
+      </w:r>
+      <w:r>
+        <w:rPr>
+          <w:rFonts w:hint="eastAsia"/>
+          <w:sz w:val="24"/>
+          <w:szCs w:val="24"/>
+          <w:lang w:val="en-US" w:eastAsia="zh-CN"/>
+        </w:rPr>
+        <w:t>.2</w:t>
+      </w:r>
+      <w:r>
+        <w:rPr>
+          <w:sz w:val="24"/>
+          <w:szCs w:val="24"/>
+          <w:lang w:val="en-US"/>
+        </w:rPr>
+        <w:t>功能使用：登录后，用户可进行自习室预约。</w:t>
+      </w:r>
+    </w:p>
+    <w:p>
+      <w:pPr>
+        <w:keepNext w:val="0"/>
+        <w:keepLines w:val="0"/>
+        <w:pageBreakBefore w:val="0"/>
+        <w:widowControl w:val="0"/>
+        <w:kinsoku/>
+        <w:wordWrap/>
+        <w:overflowPunct/>
+        <w:topLinePunct w:val="0"/>
+        <w:autoSpaceDE/>
+        <w:autoSpaceDN/>
+        <w:bidi w:val="0"/>
+        <w:adjustRightInd/>
+        <w:snapToGrid/>
+        <w:spacing w:line="440" w:lineRule="exact"/>
+        <w:textAlignment w:val="auto"/>
+        <w:rPr>
+          <w:sz w:val="24"/>
+          <w:szCs w:val="24"/>
+          <w:lang w:val="en-US"/>
+        </w:rPr>
+      </w:pPr>
+      <w:r>
+        <w:rPr>
+          <w:sz w:val="24"/>
+          <w:szCs w:val="24"/>
           <w:lang w:val="en-US"/>
         </w:rPr>
         <w:t>3、功能摘要</w:t>
@@ -507,7 +803,9 @@
         </w:tblBorders>
         <w:tblLayout w:type="autofit"/>
         <w:tblCellMar>
+          <w:top w:w="0" w:type="dxa"/>
           <w:left w:w="108" w:type="dxa"/>
+          <w:bottom w:w="0" w:type="dxa"/>
           <w:right w:w="108" w:type="dxa"/>
         </w:tblCellMar>
       </w:tblPr>
@@ -526,10 +824,6 @@
             <w:insideH w:val="single" w:color="auto" w:sz="4" w:space="0"/>
             <w:insideV w:val="single" w:color="auto" w:sz="4" w:space="0"/>
           </w:tblBorders>
-          <w:tblCellMar>
-            <w:left w:w="108" w:type="dxa"/>
-            <w:right w:w="108" w:type="dxa"/>
-          </w:tblCellMar>
         </w:tblPrEx>
         <w:tc>
           <w:tcPr>
@@ -540,6 +834,8 @@
               <w:jc w:val="center"/>
               <w:rPr>
                 <w:rFonts w:hint="default" w:eastAsia="宋体"/>
+                <w:sz w:val="24"/>
+                <w:szCs w:val="24"/>
                 <w:vertAlign w:val="baseline"/>
                 <w:lang w:val="en-US" w:eastAsia="zh-CN"/>
               </w:rPr>
@@ -547,6 +843,8 @@
             <w:r>
               <w:rPr>
                 <w:rFonts w:hint="eastAsia"/>
+                <w:sz w:val="24"/>
+                <w:szCs w:val="24"/>
                 <w:vertAlign w:val="baseline"/>
                 <w:lang w:val="en-US" w:eastAsia="zh-CN"/>
               </w:rPr>
@@ -563,6 +861,8 @@
               <w:jc w:val="center"/>
               <w:rPr>
                 <w:rFonts w:hint="default" w:eastAsia="宋体"/>
+                <w:sz w:val="24"/>
+                <w:szCs w:val="24"/>
                 <w:vertAlign w:val="baseline"/>
                 <w:lang w:val="en-US" w:eastAsia="zh-CN"/>
               </w:rPr>
@@ -570,6 +870,8 @@
             <w:r>
               <w:rPr>
                 <w:rFonts w:hint="eastAsia"/>
+                <w:sz w:val="24"/>
+                <w:szCs w:val="24"/>
                 <w:vertAlign w:val="baseline"/>
                 <w:lang w:val="en-US" w:eastAsia="zh-CN"/>
               </w:rPr>
@@ -586,6 +888,8 @@
               <w:jc w:val="center"/>
               <w:rPr>
                 <w:rFonts w:hint="eastAsia" w:eastAsia="宋体"/>
+                <w:sz w:val="24"/>
+                <w:szCs w:val="24"/>
                 <w:vertAlign w:val="baseline"/>
                 <w:lang w:val="en-US" w:eastAsia="zh-CN"/>
               </w:rPr>
@@ -593,6 +897,8 @@
             <w:r>
               <w:rPr>
                 <w:rFonts w:hint="eastAsia"/>
+                <w:sz w:val="24"/>
+                <w:szCs w:val="24"/>
                 <w:vertAlign w:val="baseline"/>
                 <w:lang w:val="en-US" w:eastAsia="zh-CN"/>
               </w:rPr>
@@ -612,7 +918,9 @@
             <w:insideV w:val="single" w:color="auto" w:sz="4" w:space="0"/>
           </w:tblBorders>
           <w:tblCellMar>
+            <w:top w:w="0" w:type="dxa"/>
             <w:left w:w="108" w:type="dxa"/>
+            <w:bottom w:w="0" w:type="dxa"/>
             <w:right w:w="108" w:type="dxa"/>
           </w:tblCellMar>
         </w:tblPrEx>
@@ -624,11 +932,15 @@
             <w:pPr>
               <w:jc w:val="center"/>
               <w:rPr>
+                <w:sz w:val="24"/>
+                <w:szCs w:val="24"/>
                 <w:vertAlign w:val="baseline"/>
               </w:rPr>
             </w:pPr>
             <w:r>
               <w:rPr>
+                <w:sz w:val="24"/>
+                <w:szCs w:val="24"/>
                 <w:lang w:val="en-US"/>
               </w:rPr>
               <w:t>注册登录</w:t>
@@ -643,11 +955,15 @@
             <w:pPr>
               <w:jc w:val="center"/>
               <w:rPr>
+                <w:sz w:val="24"/>
+                <w:szCs w:val="24"/>
                 <w:vertAlign w:val="baseline"/>
               </w:rPr>
             </w:pPr>
             <w:r>
               <w:rPr>
+                <w:sz w:val="24"/>
+                <w:szCs w:val="24"/>
                 <w:lang w:val="en-US"/>
               </w:rPr>
               <w:t>用户注册新账号、登录系统、修改个人信息</w:t>
@@ -663,6 +979,8 @@
               <w:jc w:val="center"/>
               <w:rPr>
                 <w:rFonts w:hint="eastAsia" w:eastAsia="宋体"/>
+                <w:sz w:val="24"/>
+                <w:szCs w:val="24"/>
                 <w:vertAlign w:val="baseline"/>
                 <w:lang w:val="en-US" w:eastAsia="zh-CN"/>
               </w:rPr>
@@ -670,6 +988,8 @@
             <w:r>
               <w:rPr>
                 <w:rFonts w:hint="eastAsia"/>
+                <w:sz w:val="24"/>
+                <w:szCs w:val="24"/>
                 <w:vertAlign w:val="baseline"/>
                 <w:lang w:val="en-US" w:eastAsia="zh-CN"/>
               </w:rPr>
@@ -689,7 +1009,9 @@
             <w:insideV w:val="single" w:color="auto" w:sz="4" w:space="0"/>
           </w:tblBorders>
           <w:tblCellMar>
+            <w:top w:w="0" w:type="dxa"/>
             <w:left w:w="108" w:type="dxa"/>
+            <w:bottom w:w="0" w:type="dxa"/>
             <w:right w:w="108" w:type="dxa"/>
           </w:tblCellMar>
         </w:tblPrEx>
@@ -701,11 +1023,15 @@
             <w:pPr>
               <w:jc w:val="center"/>
               <w:rPr>
+                <w:sz w:val="24"/>
+                <w:szCs w:val="24"/>
                 <w:vertAlign w:val="baseline"/>
               </w:rPr>
             </w:pPr>
             <w:r>
               <w:rPr>
+                <w:sz w:val="24"/>
+                <w:szCs w:val="24"/>
                 <w:lang w:val="en-US"/>
               </w:rPr>
               <w:t>自习室预约</w:t>
@@ -720,11 +1046,15 @@
             <w:pPr>
               <w:jc w:val="center"/>
               <w:rPr>
+                <w:sz w:val="24"/>
+                <w:szCs w:val="24"/>
                 <w:vertAlign w:val="baseline"/>
               </w:rPr>
             </w:pPr>
             <w:r>
               <w:rPr>
+                <w:sz w:val="24"/>
+                <w:szCs w:val="24"/>
                 <w:lang w:val="en-US"/>
               </w:rPr>
               <w:t>筛选自习室、查看座位图、预约座位、取消预约</w:t>
@@ -740,6 +1070,8 @@
               <w:jc w:val="center"/>
               <w:rPr>
                 <w:rFonts w:hint="eastAsia" w:eastAsia="宋体"/>
+                <w:sz w:val="24"/>
+                <w:szCs w:val="24"/>
                 <w:vertAlign w:val="baseline"/>
                 <w:lang w:val="en-US" w:eastAsia="zh-CN"/>
               </w:rPr>
@@ -747,6 +1079,8 @@
             <w:r>
               <w:rPr>
                 <w:rFonts w:hint="eastAsia"/>
+                <w:sz w:val="24"/>
+                <w:szCs w:val="24"/>
                 <w:vertAlign w:val="baseline"/>
                 <w:lang w:val="en-US" w:eastAsia="zh-CN"/>
               </w:rPr>
@@ -758,46 +1092,113 @@
     </w:tbl>
     <w:p>
       <w:pPr>
-        <w:rPr>
-          <w:lang w:val="en-US"/>
-        </w:rPr>
-      </w:pPr>
-    </w:p>
-    <w:p>
-      <w:pPr>
-        <w:rPr>
-          <w:lang w:val="en-US"/>
-        </w:rPr>
-      </w:pPr>
-      <w:r>
-        <w:rPr>
-          <w:lang w:val="en-US"/>
-        </w:rPr>
-        <w:t>四、 产品特性</w:t>
-      </w:r>
-    </w:p>
-    <w:p>
-      <w:pPr>
-        <w:rPr>
-          <w:lang w:val="en-US"/>
-        </w:rPr>
-      </w:pPr>
-      <w:r>
-        <w:rPr>
-          <w:lang w:val="en-US"/>
-        </w:rPr>
-        <w:t>1 产品概述</w:t>
-      </w:r>
-    </w:p>
-    <w:p>
-      <w:pPr>
-        <w:ind w:firstLine="210" w:firstLineChars="100"/>
-        <w:rPr>
-          <w:lang w:val="en-US"/>
-        </w:rPr>
-      </w:pPr>
-      <w:r>
-        <w:rPr>
+        <w:keepNext w:val="0"/>
+        <w:keepLines w:val="0"/>
+        <w:pageBreakBefore w:val="0"/>
+        <w:widowControl w:val="0"/>
+        <w:kinsoku/>
+        <w:wordWrap/>
+        <w:overflowPunct/>
+        <w:topLinePunct w:val="0"/>
+        <w:autoSpaceDE/>
+        <w:autoSpaceDN/>
+        <w:bidi w:val="0"/>
+        <w:adjustRightInd/>
+        <w:snapToGrid/>
+        <w:spacing w:line="440" w:lineRule="exact"/>
+        <w:textAlignment w:val="auto"/>
+        <w:rPr>
+          <w:sz w:val="24"/>
+          <w:szCs w:val="24"/>
+          <w:lang w:val="en-US"/>
+        </w:rPr>
+      </w:pPr>
+      <w:r>
+        <w:rPr>
+          <w:sz w:val="24"/>
+          <w:szCs w:val="24"/>
+          <w:lang w:val="en-US"/>
+        </w:rPr>
+        <w:t>四、产品特性</w:t>
+      </w:r>
+    </w:p>
+    <w:p>
+      <w:pPr>
+        <w:keepNext w:val="0"/>
+        <w:keepLines w:val="0"/>
+        <w:pageBreakBefore w:val="0"/>
+        <w:widowControl w:val="0"/>
+        <w:kinsoku/>
+        <w:wordWrap/>
+        <w:overflowPunct/>
+        <w:topLinePunct w:val="0"/>
+        <w:autoSpaceDE/>
+        <w:autoSpaceDN/>
+        <w:bidi w:val="0"/>
+        <w:adjustRightInd/>
+        <w:snapToGrid/>
+        <w:spacing w:line="440" w:lineRule="exact"/>
+        <w:textAlignment w:val="auto"/>
+        <w:rPr>
+          <w:sz w:val="24"/>
+          <w:szCs w:val="24"/>
+          <w:lang w:val="en-US"/>
+        </w:rPr>
+      </w:pPr>
+      <w:r>
+        <w:rPr>
+          <w:sz w:val="24"/>
+          <w:szCs w:val="24"/>
+          <w:lang w:val="en-US"/>
+        </w:rPr>
+        <w:t>1</w:t>
+      </w:r>
+      <w:r>
+        <w:rPr>
+          <w:rFonts w:hint="eastAsia"/>
+          <w:sz w:val="24"/>
+          <w:szCs w:val="24"/>
+          <w:lang w:val="en-US" w:eastAsia="zh-CN"/>
+        </w:rPr>
+        <w:t>、</w:t>
+      </w:r>
+      <w:r>
+        <w:rPr>
+          <w:sz w:val="24"/>
+          <w:szCs w:val="24"/>
+          <w:lang w:val="en-US"/>
+        </w:rPr>
+        <w:t>产品概述</w:t>
+      </w:r>
+    </w:p>
+    <w:p>
+      <w:pPr>
+        <w:keepNext w:val="0"/>
+        <w:keepLines w:val="0"/>
+        <w:pageBreakBefore w:val="0"/>
+        <w:widowControl w:val="0"/>
+        <w:kinsoku/>
+        <w:wordWrap/>
+        <w:overflowPunct/>
+        <w:topLinePunct w:val="0"/>
+        <w:autoSpaceDE/>
+        <w:autoSpaceDN/>
+        <w:bidi w:val="0"/>
+        <w:adjustRightInd/>
+        <w:snapToGrid/>
+        <w:spacing w:line="440" w:lineRule="exact"/>
+        <w:ind w:firstLine="240" w:firstLineChars="100"/>
+        <w:textAlignment w:val="auto"/>
+        <w:rPr>
+          <w:sz w:val="24"/>
+          <w:szCs w:val="24"/>
+          <w:lang w:val="en-US"/>
+        </w:rPr>
+      </w:pPr>
+      <w:r>
+        <w:rPr>
+          <w:sz w:val="24"/>
+          <w:szCs w:val="24"/>
           <w:lang w:val="en-US"/>
         </w:rPr>
         <w:t>用户端为普通用户提供自习室预约功能，满足用户学习过程中的主要需求。</w:t>
@@ -805,32 +1206,89 @@
     </w:p>
     <w:p>
       <w:pPr>
-        <w:rPr>
-          <w:lang w:val="en-US"/>
-        </w:rPr>
-      </w:pPr>
-      <w:r>
-        <w:rPr>
-          <w:lang w:val="en-US"/>
-        </w:rPr>
-        <w:t>2 产品结构（功能摘要）</w:t>
-      </w:r>
-    </w:p>
-    <w:p>
-      <w:pPr>
-        <w:rPr>
-          <w:lang w:val="en-US"/>
-        </w:rPr>
-      </w:pPr>
+        <w:keepNext w:val="0"/>
+        <w:keepLines w:val="0"/>
+        <w:pageBreakBefore w:val="0"/>
+        <w:widowControl w:val="0"/>
+        <w:kinsoku/>
+        <w:wordWrap/>
+        <w:overflowPunct/>
+        <w:topLinePunct w:val="0"/>
+        <w:autoSpaceDE/>
+        <w:autoSpaceDN/>
+        <w:bidi w:val="0"/>
+        <w:adjustRightInd/>
+        <w:snapToGrid/>
+        <w:spacing w:line="440" w:lineRule="exact"/>
+        <w:textAlignment w:val="auto"/>
+        <w:rPr>
+          <w:sz w:val="24"/>
+          <w:szCs w:val="24"/>
+          <w:lang w:val="en-US"/>
+        </w:rPr>
+      </w:pPr>
+      <w:r>
+        <w:rPr>
+          <w:sz w:val="24"/>
+          <w:szCs w:val="24"/>
+          <w:lang w:val="en-US"/>
+        </w:rPr>
+        <w:t>2</w:t>
+      </w:r>
       <w:r>
         <w:rPr>
           <w:rFonts w:hint="eastAsia"/>
+          <w:sz w:val="24"/>
+          <w:szCs w:val="24"/>
           <w:lang w:val="en-US" w:eastAsia="zh-CN"/>
         </w:rPr>
+        <w:t>、</w:t>
+      </w:r>
+      <w:r>
+        <w:rPr>
+          <w:sz w:val="24"/>
+          <w:szCs w:val="24"/>
+          <w:lang w:val="en-US"/>
+        </w:rPr>
+        <w:t>产品结构（功能摘要）</w:t>
+      </w:r>
+    </w:p>
+    <w:p>
+      <w:pPr>
+        <w:keepNext w:val="0"/>
+        <w:keepLines w:val="0"/>
+        <w:pageBreakBefore w:val="0"/>
+        <w:widowControl w:val="0"/>
+        <w:kinsoku/>
+        <w:wordWrap/>
+        <w:overflowPunct/>
+        <w:topLinePunct w:val="0"/>
+        <w:autoSpaceDE/>
+        <w:autoSpaceDN/>
+        <w:bidi w:val="0"/>
+        <w:adjustRightInd/>
+        <w:snapToGrid/>
+        <w:spacing w:line="440" w:lineRule="exact"/>
+        <w:textAlignment w:val="auto"/>
+        <w:rPr>
+          <w:sz w:val="24"/>
+          <w:szCs w:val="24"/>
+          <w:lang w:val="en-US"/>
+        </w:rPr>
+      </w:pPr>
+      <w:r>
+        <w:rPr>
+          <w:rFonts w:hint="eastAsia"/>
+          <w:sz w:val="24"/>
+          <w:szCs w:val="24"/>
+          <w:lang w:val="en-US" w:eastAsia="zh-CN"/>
+        </w:rPr>
         <w:t>2.</w:t>
       </w:r>
       <w:r>
         <w:rPr>
+          <w:sz w:val="24"/>
+          <w:szCs w:val="24"/>
           <w:lang w:val="en-US"/>
         </w:rPr>
         <w:t>1 账号模块：注册、登录、个人信息维护</w:t>
@@ -838,12 +1296,31 @@
     </w:p>
     <w:p>
       <w:pPr>
-        <w:rPr>
-          <w:lang w:val="en-US"/>
-        </w:rPr>
-      </w:pPr>
-      <w:r>
-        <w:rPr>
+        <w:keepNext w:val="0"/>
+        <w:keepLines w:val="0"/>
+        <w:pageBreakBefore w:val="0"/>
+        <w:widowControl w:val="0"/>
+        <w:kinsoku/>
+        <w:wordWrap/>
+        <w:overflowPunct/>
+        <w:topLinePunct w:val="0"/>
+        <w:autoSpaceDE/>
+        <w:autoSpaceDN/>
+        <w:bidi w:val="0"/>
+        <w:adjustRightInd/>
+        <w:snapToGrid/>
+        <w:spacing w:line="440" w:lineRule="exact"/>
+        <w:textAlignment w:val="auto"/>
+        <w:rPr>
+          <w:sz w:val="24"/>
+          <w:szCs w:val="24"/>
+          <w:lang w:val="en-US"/>
+        </w:rPr>
+      </w:pPr>
+      <w:r>
+        <w:rPr>
+          <w:sz w:val="24"/>
+          <w:szCs w:val="24"/>
           <w:lang w:val="en-US"/>
         </w:rPr>
         <w:t>2.</w:t>
@@ -851,12 +1328,16 @@
       <w:r>
         <w:rPr>
           <w:rFonts w:hint="eastAsia"/>
+          <w:sz w:val="24"/>
+          <w:szCs w:val="24"/>
           <w:lang w:val="en-US" w:eastAsia="zh-CN"/>
         </w:rPr>
         <w:t>2</w:t>
       </w:r>
       <w:r>
         <w:rPr>
+          <w:sz w:val="24"/>
+          <w:szCs w:val="24"/>
           <w:lang w:val="en-US"/>
         </w:rPr>
         <w:t xml:space="preserve"> 预约模块：自习室筛选、座位预约、预约记录管理</w:t>
@@ -864,26 +1345,81 @@
     </w:p>
     <w:p>
       <w:pPr>
-        <w:rPr>
-          <w:lang w:val="en-US"/>
-        </w:rPr>
-      </w:pPr>
-      <w:r>
-        <w:rPr>
-          <w:lang w:val="en-US"/>
-        </w:rPr>
-        <w:t>3 状态说明</w:t>
-      </w:r>
-    </w:p>
-    <w:p>
-      <w:pPr>
-        <w:ind w:firstLine="210" w:firstLineChars="100"/>
-        <w:rPr>
-          <w:lang w:val="en-US"/>
-        </w:rPr>
-      </w:pPr>
-      <w:r>
-        <w:rPr>
+        <w:keepNext w:val="0"/>
+        <w:keepLines w:val="0"/>
+        <w:pageBreakBefore w:val="0"/>
+        <w:widowControl w:val="0"/>
+        <w:kinsoku/>
+        <w:wordWrap/>
+        <w:overflowPunct/>
+        <w:topLinePunct w:val="0"/>
+        <w:autoSpaceDE/>
+        <w:autoSpaceDN/>
+        <w:bidi w:val="0"/>
+        <w:adjustRightInd/>
+        <w:snapToGrid/>
+        <w:spacing w:line="440" w:lineRule="exact"/>
+        <w:textAlignment w:val="auto"/>
+        <w:rPr>
+          <w:sz w:val="24"/>
+          <w:szCs w:val="24"/>
+          <w:lang w:val="en-US"/>
+        </w:rPr>
+      </w:pPr>
+      <w:r>
+        <w:rPr>
+          <w:sz w:val="24"/>
+          <w:szCs w:val="24"/>
+          <w:lang w:val="en-US"/>
+        </w:rPr>
+        <w:t>3</w:t>
+      </w:r>
+      <w:r>
+        <w:rPr>
+          <w:rFonts w:hint="eastAsia"/>
+          <w:sz w:val="24"/>
+          <w:szCs w:val="24"/>
+          <w:lang w:val="en-US" w:eastAsia="zh-CN"/>
+        </w:rPr>
+        <w:t>、</w:t>
+      </w:r>
+      <w:r>
+        <w:rPr>
+          <w:sz w:val="24"/>
+          <w:szCs w:val="24"/>
+          <w:lang w:val="en-US"/>
+        </w:rPr>
+        <w:t>状态说明</w:t>
+      </w:r>
+    </w:p>
+    <w:p>
+      <w:pPr>
+        <w:keepNext w:val="0"/>
+        <w:keepLines w:val="0"/>
+        <w:pageBreakBefore w:val="0"/>
+        <w:widowControl w:val="0"/>
+        <w:kinsoku/>
+        <w:wordWrap/>
+        <w:overflowPunct/>
+        <w:topLinePunct w:val="0"/>
+        <w:autoSpaceDE/>
+        <w:autoSpaceDN/>
+        <w:bidi w:val="0"/>
+        <w:adjustRightInd/>
+        <w:snapToGrid/>
+        <w:spacing w:line="440" w:lineRule="exact"/>
+        <w:ind w:firstLine="240" w:firstLineChars="100"/>
+        <w:textAlignment w:val="auto"/>
+        <w:rPr>
+          <w:sz w:val="24"/>
+          <w:szCs w:val="24"/>
+          <w:lang w:val="en-US"/>
+        </w:rPr>
+      </w:pPr>
+      <w:r>
+        <w:rPr>
+          <w:sz w:val="24"/>
+          <w:szCs w:val="24"/>
           <w:lang w:val="en-US"/>
         </w:rPr>
         <w:t>用户状态：正常、禁用（由管理员设置，禁用后无法登录）</w:t>
@@ -891,10 +1427,31 @@
     </w:p>
     <w:p>
       <w:pPr>
-        <w:ind w:firstLine="210" w:firstLineChars="100"/>
-      </w:pPr>
-      <w:r>
-        <w:rPr>
+        <w:keepNext w:val="0"/>
+        <w:keepLines w:val="0"/>
+        <w:pageBreakBefore w:val="0"/>
+        <w:widowControl w:val="0"/>
+        <w:kinsoku/>
+        <w:wordWrap/>
+        <w:overflowPunct/>
+        <w:topLinePunct w:val="0"/>
+        <w:autoSpaceDE/>
+        <w:autoSpaceDN/>
+        <w:bidi w:val="0"/>
+        <w:adjustRightInd/>
+        <w:snapToGrid/>
+        <w:spacing w:line="440" w:lineRule="exact"/>
+        <w:ind w:firstLine="240" w:firstLineChars="100"/>
+        <w:textAlignment w:val="auto"/>
+        <w:rPr>
+          <w:sz w:val="24"/>
+          <w:szCs w:val="24"/>
+        </w:rPr>
+      </w:pPr>
+      <w:r>
+        <w:rPr>
+          <w:sz w:val="24"/>
+          <w:szCs w:val="24"/>
           <w:lang w:val="en-US"/>
         </w:rPr>
         <w:t>预约状态：预约中（待使用）、已使用、已取消、爽约（逾期未使用）</w:t>
@@ -902,25 +1459,80 @@
     </w:p>
     <w:p>
       <w:pPr>
-        <w:rPr>
-          <w:lang w:val="en-US"/>
-        </w:rPr>
-      </w:pPr>
-      <w:r>
-        <w:rPr>
-          <w:lang w:val="en-US"/>
-        </w:rPr>
-        <w:t>4 特性说明</w:t>
-      </w:r>
-    </w:p>
-    <w:p>
-      <w:pPr>
-        <w:rPr>
-          <w:lang w:val="en-US"/>
-        </w:rPr>
-      </w:pPr>
-      <w:r>
-        <w:rPr>
+        <w:keepNext w:val="0"/>
+        <w:keepLines w:val="0"/>
+        <w:pageBreakBefore w:val="0"/>
+        <w:widowControl w:val="0"/>
+        <w:kinsoku/>
+        <w:wordWrap/>
+        <w:overflowPunct/>
+        <w:topLinePunct w:val="0"/>
+        <w:autoSpaceDE/>
+        <w:autoSpaceDN/>
+        <w:bidi w:val="0"/>
+        <w:adjustRightInd/>
+        <w:snapToGrid/>
+        <w:spacing w:line="440" w:lineRule="exact"/>
+        <w:textAlignment w:val="auto"/>
+        <w:rPr>
+          <w:sz w:val="24"/>
+          <w:szCs w:val="24"/>
+          <w:lang w:val="en-US"/>
+        </w:rPr>
+      </w:pPr>
+      <w:r>
+        <w:rPr>
+          <w:sz w:val="24"/>
+          <w:szCs w:val="24"/>
+          <w:lang w:val="en-US"/>
+        </w:rPr>
+        <w:t>4</w:t>
+      </w:r>
+      <w:r>
+        <w:rPr>
+          <w:rFonts w:hint="eastAsia"/>
+          <w:sz w:val="24"/>
+          <w:szCs w:val="24"/>
+          <w:lang w:val="en-US" w:eastAsia="zh-CN"/>
+        </w:rPr>
+        <w:t>、</w:t>
+      </w:r>
+      <w:r>
+        <w:rPr>
+          <w:sz w:val="24"/>
+          <w:szCs w:val="24"/>
+          <w:lang w:val="en-US"/>
+        </w:rPr>
+        <w:t>特性说明</w:t>
+      </w:r>
+    </w:p>
+    <w:p>
+      <w:pPr>
+        <w:keepNext w:val="0"/>
+        <w:keepLines w:val="0"/>
+        <w:pageBreakBefore w:val="0"/>
+        <w:widowControl w:val="0"/>
+        <w:kinsoku/>
+        <w:wordWrap/>
+        <w:overflowPunct/>
+        <w:topLinePunct w:val="0"/>
+        <w:autoSpaceDE/>
+        <w:autoSpaceDN/>
+        <w:bidi w:val="0"/>
+        <w:adjustRightInd/>
+        <w:snapToGrid/>
+        <w:spacing w:line="440" w:lineRule="exact"/>
+        <w:textAlignment w:val="auto"/>
+        <w:rPr>
+          <w:sz w:val="24"/>
+          <w:szCs w:val="24"/>
+          <w:lang w:val="en-US"/>
+        </w:rPr>
+      </w:pPr>
+      <w:r>
+        <w:rPr>
+          <w:sz w:val="24"/>
+          <w:szCs w:val="24"/>
           <w:lang w:val="en-US"/>
         </w:rPr>
         <w:t>4.1 特性1：注册与登录</w:t>
@@ -928,39 +1540,64 @@
     </w:p>
     <w:p>
       <w:pPr>
-        <w:rPr>
-          <w:lang w:val="en-US"/>
-        </w:rPr>
-      </w:pPr>
-      <w:r>
-        <w:rPr>
-          <w:lang w:val="en-US"/>
-        </w:rPr>
-        <w:t>用户场景：</w:t>
-      </w:r>
-    </w:p>
-    <w:p>
-      <w:pPr>
-        <w:ind w:firstLine="210" w:firstLineChars="100"/>
-        <w:rPr>
-          <w:lang w:val="en-US"/>
-        </w:rPr>
-      </w:pPr>
-      <w:r>
-        <w:rPr>
-          <w:lang w:val="en-US"/>
-        </w:rPr>
-        <w:t>用户首次使用系统需注册账号；已注册用户通过登录进入系统。</w:t>
-      </w:r>
-    </w:p>
-    <w:p>
-      <w:pPr>
-        <w:rPr>
-          <w:lang w:val="en-US"/>
-        </w:rPr>
-      </w:pPr>
-      <w:r>
-        <w:rPr>
+        <w:keepNext w:val="0"/>
+        <w:keepLines w:val="0"/>
+        <w:pageBreakBefore w:val="0"/>
+        <w:widowControl w:val="0"/>
+        <w:kinsoku/>
+        <w:wordWrap/>
+        <w:overflowPunct/>
+        <w:topLinePunct w:val="0"/>
+        <w:autoSpaceDE/>
+        <w:autoSpaceDN/>
+        <w:bidi w:val="0"/>
+        <w:adjustRightInd/>
+        <w:snapToGrid/>
+        <w:spacing w:line="440" w:lineRule="exact"/>
+        <w:ind w:firstLine="240" w:firstLineChars="100"/>
+        <w:textAlignment w:val="auto"/>
+        <w:rPr>
+          <w:sz w:val="24"/>
+          <w:szCs w:val="24"/>
+          <w:lang w:val="en-US"/>
+        </w:rPr>
+      </w:pPr>
+      <w:r>
+        <w:rPr>
+          <w:sz w:val="24"/>
+          <w:szCs w:val="24"/>
+          <w:lang w:val="en-US"/>
+        </w:rPr>
+        <w:t>用户场景：用户首次使用系统需注册账号；已注册用户通过登录进入系统。</w:t>
+      </w:r>
+    </w:p>
+    <w:p>
+      <w:pPr>
+        <w:keepNext w:val="0"/>
+        <w:keepLines w:val="0"/>
+        <w:pageBreakBefore w:val="0"/>
+        <w:widowControl w:val="0"/>
+        <w:kinsoku/>
+        <w:wordWrap/>
+        <w:overflowPunct/>
+        <w:topLinePunct w:val="0"/>
+        <w:autoSpaceDE/>
+        <w:autoSpaceDN/>
+        <w:bidi w:val="0"/>
+        <w:adjustRightInd/>
+        <w:snapToGrid/>
+        <w:spacing w:line="440" w:lineRule="exact"/>
+        <w:textAlignment w:val="auto"/>
+        <w:rPr>
+          <w:sz w:val="24"/>
+          <w:szCs w:val="24"/>
+          <w:lang w:val="en-US"/>
+        </w:rPr>
+      </w:pPr>
+      <w:r>
+        <w:rPr>
+          <w:sz w:val="24"/>
+          <w:szCs w:val="24"/>
           <w:lang w:val="en-US"/>
         </w:rPr>
         <w:t>输入/前置条件：</w:t>
@@ -968,13 +1605,32 @@
     </w:p>
     <w:p>
       <w:pPr>
-        <w:ind w:firstLine="210" w:firstLineChars="100"/>
-        <w:rPr>
-          <w:lang w:val="en-US"/>
-        </w:rPr>
-      </w:pPr>
-      <w:r>
-        <w:rPr>
+        <w:keepNext w:val="0"/>
+        <w:keepLines w:val="0"/>
+        <w:pageBreakBefore w:val="0"/>
+        <w:widowControl w:val="0"/>
+        <w:kinsoku/>
+        <w:wordWrap/>
+        <w:overflowPunct/>
+        <w:topLinePunct w:val="0"/>
+        <w:autoSpaceDE/>
+        <w:autoSpaceDN/>
+        <w:bidi w:val="0"/>
+        <w:adjustRightInd/>
+        <w:snapToGrid/>
+        <w:spacing w:line="440" w:lineRule="exact"/>
+        <w:ind w:firstLine="240" w:firstLineChars="100"/>
+        <w:textAlignment w:val="auto"/>
+        <w:rPr>
+          <w:sz w:val="24"/>
+          <w:szCs w:val="24"/>
+          <w:lang w:val="en-US"/>
+        </w:rPr>
+      </w:pPr>
+      <w:r>
+        <w:rPr>
+          <w:sz w:val="24"/>
+          <w:szCs w:val="24"/>
           <w:lang w:val="en-US"/>
         </w:rPr>
         <w:t>注册：输入用户名、密码、确认密码、邮箱，所有字段必填，用户名唯一，邮箱格式正确。</w:t>
@@ -982,13 +1638,32 @@
     </w:p>
     <w:p>
       <w:pPr>
-        <w:ind w:firstLine="210" w:firstLineChars="100"/>
-        <w:rPr>
-          <w:lang w:val="en-US"/>
-        </w:rPr>
-      </w:pPr>
-      <w:r>
-        <w:rPr>
+        <w:keepNext w:val="0"/>
+        <w:keepLines w:val="0"/>
+        <w:pageBreakBefore w:val="0"/>
+        <w:widowControl w:val="0"/>
+        <w:kinsoku/>
+        <w:wordWrap/>
+        <w:overflowPunct/>
+        <w:topLinePunct w:val="0"/>
+        <w:autoSpaceDE/>
+        <w:autoSpaceDN/>
+        <w:bidi w:val="0"/>
+        <w:adjustRightInd/>
+        <w:snapToGrid/>
+        <w:spacing w:line="440" w:lineRule="exact"/>
+        <w:ind w:firstLine="240" w:firstLineChars="100"/>
+        <w:textAlignment w:val="auto"/>
+        <w:rPr>
+          <w:sz w:val="24"/>
+          <w:szCs w:val="24"/>
+          <w:lang w:val="en-US"/>
+        </w:rPr>
+      </w:pPr>
+      <w:r>
+        <w:rPr>
+          <w:sz w:val="24"/>
+          <w:szCs w:val="24"/>
           <w:lang w:val="en-US"/>
         </w:rPr>
         <w:t>登录：输入用户名和密码。</w:t>
@@ -996,12 +1671,31 @@
     </w:p>
     <w:p>
       <w:pPr>
-        <w:rPr>
-          <w:lang w:val="en-US"/>
-        </w:rPr>
-      </w:pPr>
-      <w:r>
-        <w:rPr>
+        <w:keepNext w:val="0"/>
+        <w:keepLines w:val="0"/>
+        <w:pageBreakBefore w:val="0"/>
+        <w:widowControl w:val="0"/>
+        <w:kinsoku/>
+        <w:wordWrap/>
+        <w:overflowPunct/>
+        <w:topLinePunct w:val="0"/>
+        <w:autoSpaceDE/>
+        <w:autoSpaceDN/>
+        <w:bidi w:val="0"/>
+        <w:adjustRightInd/>
+        <w:snapToGrid/>
+        <w:spacing w:line="440" w:lineRule="exact"/>
+        <w:textAlignment w:val="auto"/>
+        <w:rPr>
+          <w:sz w:val="24"/>
+          <w:szCs w:val="24"/>
+          <w:lang w:val="en-US"/>
+        </w:rPr>
+      </w:pPr>
+      <w:r>
+        <w:rPr>
+          <w:sz w:val="24"/>
+          <w:szCs w:val="24"/>
           <w:lang w:val="en-US"/>
         </w:rPr>
         <w:t>流程说明：</w:t>
@@ -1012,12 +1706,16 @@
         <w:jc w:val="center"/>
         <w:rPr>
           <w:rFonts w:hint="eastAsia" w:eastAsia="宋体"/>
+          <w:sz w:val="24"/>
+          <w:szCs w:val="24"/>
           <w:lang w:eastAsia="zh-CN"/>
         </w:rPr>
       </w:pPr>
       <w:r>
         <w:rPr>
           <w:rFonts w:hint="eastAsia" w:eastAsia="宋体"/>
+          <w:sz w:val="24"/>
+          <w:szCs w:val="24"/>
           <w:lang w:eastAsia="zh-CN"/>
         </w:rPr>
         <w:drawing>
@@ -1061,12 +1759,31 @@
     </w:p>
     <w:p>
       <w:pPr>
-        <w:rPr>
-          <w:lang w:val="en-US"/>
-        </w:rPr>
-      </w:pPr>
-      <w:r>
-        <w:rPr>
+        <w:keepNext w:val="0"/>
+        <w:keepLines w:val="0"/>
+        <w:pageBreakBefore w:val="0"/>
+        <w:widowControl w:val="0"/>
+        <w:kinsoku/>
+        <w:wordWrap/>
+        <w:overflowPunct/>
+        <w:topLinePunct w:val="0"/>
+        <w:autoSpaceDE/>
+        <w:autoSpaceDN/>
+        <w:bidi w:val="0"/>
+        <w:adjustRightInd/>
+        <w:snapToGrid/>
+        <w:spacing w:line="440" w:lineRule="exact"/>
+        <w:textAlignment w:val="auto"/>
+        <w:rPr>
+          <w:sz w:val="24"/>
+          <w:szCs w:val="24"/>
+          <w:lang w:val="en-US"/>
+        </w:rPr>
+      </w:pPr>
+      <w:r>
+        <w:rPr>
+          <w:sz w:val="24"/>
+          <w:szCs w:val="24"/>
           <w:lang w:val="en-US"/>
         </w:rPr>
         <w:t>4.2 特性2：自习室预约</w:t>
@@ -1074,12 +1791,31 @@
     </w:p>
     <w:p>
       <w:pPr>
-        <w:rPr>
-          <w:lang w:val="en-US"/>
-        </w:rPr>
-      </w:pPr>
-      <w:r>
-        <w:rPr>
+        <w:keepNext w:val="0"/>
+        <w:keepLines w:val="0"/>
+        <w:pageBreakBefore w:val="0"/>
+        <w:widowControl w:val="0"/>
+        <w:kinsoku/>
+        <w:wordWrap/>
+        <w:overflowPunct/>
+        <w:topLinePunct w:val="0"/>
+        <w:autoSpaceDE/>
+        <w:autoSpaceDN/>
+        <w:bidi w:val="0"/>
+        <w:adjustRightInd/>
+        <w:snapToGrid/>
+        <w:spacing w:line="440" w:lineRule="exact"/>
+        <w:textAlignment w:val="auto"/>
+        <w:rPr>
+          <w:sz w:val="24"/>
+          <w:szCs w:val="24"/>
+          <w:lang w:val="en-US"/>
+        </w:rPr>
+      </w:pPr>
+      <w:r>
+        <w:rPr>
+          <w:sz w:val="24"/>
+          <w:szCs w:val="24"/>
           <w:lang w:val="en-US"/>
         </w:rPr>
         <w:t>用户场景：</w:t>
@@ -1087,10 +1823,31 @@
     </w:p>
     <w:p>
       <w:pPr>
-        <w:ind w:firstLine="210" w:firstLineChars="100"/>
-      </w:pPr>
-      <w:r>
-        <w:rPr>
+        <w:keepNext w:val="0"/>
+        <w:keepLines w:val="0"/>
+        <w:pageBreakBefore w:val="0"/>
+        <w:widowControl w:val="0"/>
+        <w:kinsoku/>
+        <w:wordWrap/>
+        <w:overflowPunct/>
+        <w:topLinePunct w:val="0"/>
+        <w:autoSpaceDE/>
+        <w:autoSpaceDN/>
+        <w:bidi w:val="0"/>
+        <w:adjustRightInd/>
+        <w:snapToGrid/>
+        <w:spacing w:line="440" w:lineRule="exact"/>
+        <w:ind w:firstLine="240" w:firstLineChars="100"/>
+        <w:textAlignment w:val="auto"/>
+        <w:rPr>
+          <w:sz w:val="24"/>
+          <w:szCs w:val="24"/>
+        </w:rPr>
+      </w:pPr>
+      <w:r>
+        <w:rPr>
+          <w:sz w:val="24"/>
+          <w:szCs w:val="24"/>
           <w:lang w:val="en-US"/>
         </w:rPr>
         <w:t>用户需要预约自习室座位，可通过筛选条件快速找到合适的自习室，并选择座位和时间段完成预约。</w:t>
@@ -1098,12 +1855,31 @@
     </w:p>
     <w:p>
       <w:pPr>
-        <w:rPr>
-          <w:lang w:val="en-US"/>
-        </w:rPr>
-      </w:pPr>
-      <w:r>
-        <w:rPr>
+        <w:keepNext w:val="0"/>
+        <w:keepLines w:val="0"/>
+        <w:pageBreakBefore w:val="0"/>
+        <w:widowControl w:val="0"/>
+        <w:kinsoku/>
+        <w:wordWrap/>
+        <w:overflowPunct/>
+        <w:topLinePunct w:val="0"/>
+        <w:autoSpaceDE/>
+        <w:autoSpaceDN/>
+        <w:bidi w:val="0"/>
+        <w:adjustRightInd/>
+        <w:snapToGrid/>
+        <w:spacing w:line="440" w:lineRule="exact"/>
+        <w:textAlignment w:val="auto"/>
+        <w:rPr>
+          <w:sz w:val="24"/>
+          <w:szCs w:val="24"/>
+          <w:lang w:val="en-US"/>
+        </w:rPr>
+      </w:pPr>
+      <w:r>
+        <w:rPr>
+          <w:sz w:val="24"/>
+          <w:szCs w:val="24"/>
           <w:lang w:val="en-US"/>
         </w:rPr>
         <w:t>流程说明：</w:t>
@@ -1114,12 +1890,16 @@
         <w:jc w:val="center"/>
         <w:rPr>
           <w:rFonts w:hint="eastAsia" w:eastAsia="宋体"/>
+          <w:sz w:val="24"/>
+          <w:szCs w:val="24"/>
           <w:lang w:eastAsia="zh-CN"/>
         </w:rPr>
       </w:pPr>
       <w:r>
         <w:rPr>
           <w:rFonts w:hint="eastAsia" w:eastAsia="宋体"/>
+          <w:sz w:val="24"/>
+          <w:szCs w:val="24"/>
           <w:lang w:eastAsia="zh-CN"/>
         </w:rPr>
         <w:drawing>
@@ -1163,20 +1943,1963 @@
     </w:p>
     <w:p>
       <w:pPr>
-        <w:rPr>
-          <w:lang w:val="en-US"/>
-        </w:rPr>
-      </w:pPr>
-      <w:r>
-        <w:rPr>
-          <w:lang w:val="en-US"/>
-        </w:rPr>
-        <w:t>五、 其它产品需求</w:t>
-      </w:r>
-    </w:p>
-    <w:p>
-      <w:pPr>
-        <w:rPr>
+        <w:keepNext w:val="0"/>
+        <w:keepLines w:val="0"/>
+        <w:pageBreakBefore w:val="0"/>
+        <w:widowControl w:val="0"/>
+        <w:kinsoku/>
+        <w:wordWrap/>
+        <w:overflowPunct/>
+        <w:topLinePunct w:val="0"/>
+        <w:autoSpaceDE/>
+        <w:autoSpaceDN/>
+        <w:bidi w:val="0"/>
+        <w:adjustRightInd/>
+        <w:snapToGrid/>
+        <w:spacing w:line="440" w:lineRule="exact"/>
+        <w:textAlignment w:val="auto"/>
+        <w:rPr>
+          <w:sz w:val="24"/>
+          <w:szCs w:val="24"/>
+          <w:lang w:val="en-US"/>
+        </w:rPr>
+      </w:pPr>
+      <w:r>
+        <w:rPr>
+          <w:sz w:val="24"/>
+          <w:szCs w:val="24"/>
+          <w:lang w:val="en-US"/>
+        </w:rPr>
+        <w:t>五、其它产品需求</w:t>
+      </w:r>
+    </w:p>
+    <w:p>
+      <w:pPr>
+        <w:keepNext w:val="0"/>
+        <w:keepLines w:val="0"/>
+        <w:pageBreakBefore w:val="0"/>
+        <w:widowControl w:val="0"/>
+        <w:kinsoku/>
+        <w:wordWrap/>
+        <w:overflowPunct/>
+        <w:topLinePunct w:val="0"/>
+        <w:autoSpaceDE/>
+        <w:autoSpaceDN/>
+        <w:bidi w:val="0"/>
+        <w:adjustRightInd/>
+        <w:snapToGrid/>
+        <w:spacing w:line="440" w:lineRule="exact"/>
+        <w:textAlignment w:val="auto"/>
+        <w:rPr>
+          <w:sz w:val="24"/>
+          <w:szCs w:val="24"/>
+          <w:lang w:val="en-US"/>
+        </w:rPr>
+      </w:pPr>
+      <w:r>
+        <w:rPr>
+          <w:sz w:val="24"/>
+          <w:szCs w:val="24"/>
+          <w:lang w:val="en-US"/>
+        </w:rPr>
+        <w:t>1、性能需求</w:t>
+      </w:r>
+    </w:p>
+    <w:p>
+      <w:pPr>
+        <w:keepNext w:val="0"/>
+        <w:keepLines w:val="0"/>
+        <w:pageBreakBefore w:val="0"/>
+        <w:widowControl w:val="0"/>
+        <w:kinsoku/>
+        <w:wordWrap/>
+        <w:overflowPunct/>
+        <w:topLinePunct w:val="0"/>
+        <w:autoSpaceDE/>
+        <w:autoSpaceDN/>
+        <w:bidi w:val="0"/>
+        <w:adjustRightInd/>
+        <w:snapToGrid/>
+        <w:spacing w:line="440" w:lineRule="exact"/>
+        <w:textAlignment w:val="auto"/>
+        <w:rPr>
+          <w:sz w:val="24"/>
+          <w:szCs w:val="24"/>
+          <w:lang w:val="en-US"/>
+        </w:rPr>
+      </w:pPr>
+      <w:r>
+        <w:rPr>
+          <w:sz w:val="24"/>
+          <w:szCs w:val="24"/>
+          <w:lang w:val="en-US"/>
+        </w:rPr>
+        <w:t>并发用户数：系统应支持至少100人同时在线操作。</w:t>
+      </w:r>
+    </w:p>
+    <w:p>
+      <w:pPr>
+        <w:keepNext w:val="0"/>
+        <w:keepLines w:val="0"/>
+        <w:pageBreakBefore w:val="0"/>
+        <w:widowControl w:val="0"/>
+        <w:kinsoku/>
+        <w:wordWrap/>
+        <w:overflowPunct/>
+        <w:topLinePunct w:val="0"/>
+        <w:autoSpaceDE/>
+        <w:autoSpaceDN/>
+        <w:bidi w:val="0"/>
+        <w:adjustRightInd/>
+        <w:snapToGrid/>
+        <w:spacing w:line="440" w:lineRule="exact"/>
+        <w:textAlignment w:val="auto"/>
+        <w:rPr>
+          <w:sz w:val="24"/>
+          <w:szCs w:val="24"/>
+          <w:lang w:val="en-US"/>
+        </w:rPr>
+      </w:pPr>
+      <w:r>
+        <w:rPr>
+          <w:sz w:val="24"/>
+          <w:szCs w:val="24"/>
+          <w:lang w:val="en-US"/>
+        </w:rPr>
+        <w:t>响应时间：页面首次加载时间不超过3秒，操作响应时间不超过1秒，API接口响应时间不超过500ms（95%请求）。</w:t>
+      </w:r>
+    </w:p>
+    <w:p>
+      <w:pPr>
+        <w:keepNext w:val="0"/>
+        <w:keepLines w:val="0"/>
+        <w:pageBreakBefore w:val="0"/>
+        <w:widowControl w:val="0"/>
+        <w:kinsoku/>
+        <w:wordWrap/>
+        <w:overflowPunct/>
+        <w:topLinePunct w:val="0"/>
+        <w:autoSpaceDE/>
+        <w:autoSpaceDN/>
+        <w:bidi w:val="0"/>
+        <w:adjustRightInd/>
+        <w:snapToGrid/>
+        <w:spacing w:line="440" w:lineRule="exact"/>
+        <w:textAlignment w:val="auto"/>
+        <w:rPr>
+          <w:sz w:val="24"/>
+          <w:szCs w:val="24"/>
+          <w:lang w:val="en-US"/>
+        </w:rPr>
+      </w:pPr>
+      <w:r>
+        <w:rPr>
+          <w:sz w:val="24"/>
+          <w:szCs w:val="24"/>
+          <w:lang w:val="en-US"/>
+        </w:rPr>
+        <w:t>系统可用性：7×24小时运行，年故障时间≤3天。</w:t>
+      </w:r>
+    </w:p>
+    <w:p>
+      <w:pPr>
+        <w:keepNext w:val="0"/>
+        <w:keepLines w:val="0"/>
+        <w:pageBreakBefore w:val="0"/>
+        <w:widowControl w:val="0"/>
+        <w:kinsoku/>
+        <w:wordWrap/>
+        <w:overflowPunct/>
+        <w:topLinePunct w:val="0"/>
+        <w:autoSpaceDE/>
+        <w:autoSpaceDN/>
+        <w:bidi w:val="0"/>
+        <w:adjustRightInd/>
+        <w:snapToGrid/>
+        <w:spacing w:line="440" w:lineRule="exact"/>
+        <w:textAlignment w:val="auto"/>
+        <w:rPr>
+          <w:sz w:val="24"/>
+          <w:szCs w:val="24"/>
+          <w:lang w:val="en-US"/>
+        </w:rPr>
+      </w:pPr>
+      <w:r>
+        <w:rPr>
+          <w:sz w:val="24"/>
+          <w:szCs w:val="24"/>
+          <w:lang w:val="en-US"/>
+        </w:rPr>
+        <w:t>数据一致性：关键操作（如预约）需保证数据一致性。</w:t>
+      </w:r>
+    </w:p>
+    <w:p>
+      <w:pPr>
+        <w:keepNext w:val="0"/>
+        <w:keepLines w:val="0"/>
+        <w:pageBreakBefore w:val="0"/>
+        <w:widowControl w:val="0"/>
+        <w:kinsoku/>
+        <w:wordWrap/>
+        <w:overflowPunct/>
+        <w:topLinePunct w:val="0"/>
+        <w:autoSpaceDE/>
+        <w:autoSpaceDN/>
+        <w:bidi w:val="0"/>
+        <w:adjustRightInd/>
+        <w:snapToGrid/>
+        <w:spacing w:line="440" w:lineRule="exact"/>
+        <w:textAlignment w:val="auto"/>
+        <w:rPr>
+          <w:sz w:val="24"/>
+          <w:szCs w:val="24"/>
+          <w:lang w:val="en-US"/>
+        </w:rPr>
+      </w:pPr>
+      <w:r>
+        <w:rPr>
+          <w:sz w:val="24"/>
+          <w:szCs w:val="24"/>
+          <w:lang w:val="en-US"/>
+        </w:rPr>
+        <w:t>2、监控需求</w:t>
+      </w:r>
+    </w:p>
+    <w:p>
+      <w:pPr>
+        <w:keepNext w:val="0"/>
+        <w:keepLines w:val="0"/>
+        <w:pageBreakBefore w:val="0"/>
+        <w:widowControl w:val="0"/>
+        <w:kinsoku/>
+        <w:wordWrap/>
+        <w:overflowPunct/>
+        <w:topLinePunct w:val="0"/>
+        <w:autoSpaceDE/>
+        <w:autoSpaceDN/>
+        <w:bidi w:val="0"/>
+        <w:adjustRightInd/>
+        <w:snapToGrid/>
+        <w:spacing w:line="440" w:lineRule="exact"/>
+        <w:textAlignment w:val="auto"/>
+        <w:rPr>
+          <w:sz w:val="24"/>
+          <w:szCs w:val="24"/>
+          <w:lang w:val="en-US"/>
+        </w:rPr>
+      </w:pPr>
+      <w:r>
+        <w:rPr>
+          <w:sz w:val="24"/>
+          <w:szCs w:val="24"/>
+          <w:lang w:val="en-US"/>
+        </w:rPr>
+        <w:t>日志记录：记录关键操作日志（用户登录、预约），便于问题追踪。</w:t>
+      </w:r>
+    </w:p>
+    <w:p>
+      <w:pPr>
+        <w:keepNext w:val="0"/>
+        <w:keepLines w:val="0"/>
+        <w:pageBreakBefore w:val="0"/>
+        <w:widowControl w:val="0"/>
+        <w:kinsoku/>
+        <w:wordWrap/>
+        <w:overflowPunct/>
+        <w:topLinePunct w:val="0"/>
+        <w:autoSpaceDE/>
+        <w:autoSpaceDN/>
+        <w:bidi w:val="0"/>
+        <w:adjustRightInd/>
+        <w:snapToGrid/>
+        <w:spacing w:line="440" w:lineRule="exact"/>
+        <w:textAlignment w:val="auto"/>
+        <w:rPr>
+          <w:sz w:val="24"/>
+          <w:szCs w:val="24"/>
+          <w:lang w:val="en-US"/>
+        </w:rPr>
+      </w:pPr>
+      <w:r>
+        <w:rPr>
+          <w:sz w:val="24"/>
+          <w:szCs w:val="24"/>
+          <w:lang w:val="en-US"/>
+        </w:rPr>
+        <w:t>性能监控：监控服务器CPU、内存、磁盘使用率，以及数据库连接数、慢查询等。</w:t>
+      </w:r>
+    </w:p>
+    <w:p>
+      <w:pPr>
+        <w:keepNext w:val="0"/>
+        <w:keepLines w:val="0"/>
+        <w:pageBreakBefore w:val="0"/>
+        <w:widowControl w:val="0"/>
+        <w:kinsoku/>
+        <w:wordWrap/>
+        <w:overflowPunct/>
+        <w:topLinePunct w:val="0"/>
+        <w:autoSpaceDE/>
+        <w:autoSpaceDN/>
+        <w:bidi w:val="0"/>
+        <w:adjustRightInd/>
+        <w:snapToGrid/>
+        <w:spacing w:line="440" w:lineRule="exact"/>
+        <w:textAlignment w:val="auto"/>
+        <w:rPr>
+          <w:sz w:val="24"/>
+          <w:szCs w:val="24"/>
+          <w:lang w:val="en-US"/>
+        </w:rPr>
+      </w:pPr>
+      <w:r>
+        <w:rPr>
+          <w:sz w:val="24"/>
+          <w:szCs w:val="24"/>
+          <w:lang w:val="en-US"/>
+        </w:rPr>
+        <w:t>业务监控：统计每日预约量、注册用户数、活跃用户数等，提供可视化监控面板（可选）。</w:t>
+      </w:r>
+    </w:p>
+    <w:p>
+      <w:pPr>
+        <w:keepNext w:val="0"/>
+        <w:keepLines w:val="0"/>
+        <w:pageBreakBefore w:val="0"/>
+        <w:widowControl w:val="0"/>
+        <w:kinsoku/>
+        <w:wordWrap/>
+        <w:overflowPunct/>
+        <w:topLinePunct w:val="0"/>
+        <w:autoSpaceDE/>
+        <w:autoSpaceDN/>
+        <w:bidi w:val="0"/>
+        <w:adjustRightInd/>
+        <w:snapToGrid/>
+        <w:spacing w:line="440" w:lineRule="exact"/>
+        <w:textAlignment w:val="auto"/>
+        <w:rPr>
+          <w:sz w:val="24"/>
+          <w:szCs w:val="24"/>
+          <w:lang w:val="en-US"/>
+        </w:rPr>
+      </w:pPr>
+      <w:r>
+        <w:rPr>
+          <w:sz w:val="24"/>
+          <w:szCs w:val="24"/>
+          <w:lang w:val="en-US"/>
+        </w:rPr>
+        <w:t>3、兼容性需求</w:t>
+      </w:r>
+    </w:p>
+    <w:p>
+      <w:pPr>
+        <w:keepNext w:val="0"/>
+        <w:keepLines w:val="0"/>
+        <w:pageBreakBefore w:val="0"/>
+        <w:widowControl w:val="0"/>
+        <w:kinsoku/>
+        <w:wordWrap/>
+        <w:overflowPunct/>
+        <w:topLinePunct w:val="0"/>
+        <w:autoSpaceDE/>
+        <w:autoSpaceDN/>
+        <w:bidi w:val="0"/>
+        <w:adjustRightInd/>
+        <w:snapToGrid/>
+        <w:spacing w:line="440" w:lineRule="exact"/>
+        <w:textAlignment w:val="auto"/>
+        <w:rPr>
+          <w:sz w:val="24"/>
+          <w:szCs w:val="24"/>
+          <w:lang w:val="en-US"/>
+        </w:rPr>
+      </w:pPr>
+      <w:r>
+        <w:rPr>
+          <w:sz w:val="24"/>
+          <w:szCs w:val="24"/>
+          <w:lang w:val="en-US"/>
+        </w:rPr>
+        <w:t>浏览器兼容：支持Chrome（最新版）、Firefox（最新版）、Edge（最新版）、Safari（最新版）。</w:t>
+      </w:r>
+    </w:p>
+    <w:p>
+      <w:pPr>
+        <w:keepNext w:val="0"/>
+        <w:keepLines w:val="0"/>
+        <w:pageBreakBefore w:val="0"/>
+        <w:widowControl w:val="0"/>
+        <w:kinsoku/>
+        <w:wordWrap/>
+        <w:overflowPunct/>
+        <w:topLinePunct w:val="0"/>
+        <w:autoSpaceDE/>
+        <w:autoSpaceDN/>
+        <w:bidi w:val="0"/>
+        <w:adjustRightInd/>
+        <w:snapToGrid/>
+        <w:spacing w:line="440" w:lineRule="exact"/>
+        <w:textAlignment w:val="auto"/>
+        <w:rPr>
+          <w:sz w:val="24"/>
+          <w:szCs w:val="24"/>
+          <w:lang w:val="en-US"/>
+        </w:rPr>
+      </w:pPr>
+      <w:r>
+        <w:rPr>
+          <w:sz w:val="24"/>
+          <w:szCs w:val="24"/>
+          <w:lang w:val="en-US"/>
+        </w:rPr>
+        <w:t>操作系统兼容：后端支持Windows Server、Linux（CentOS/Ubuntu）部署。</w:t>
+      </w:r>
+    </w:p>
+    <w:p>
+      <w:pPr>
+        <w:keepNext w:val="0"/>
+        <w:keepLines w:val="0"/>
+        <w:pageBreakBefore w:val="0"/>
+        <w:widowControl w:val="0"/>
+        <w:kinsoku/>
+        <w:wordWrap/>
+        <w:overflowPunct/>
+        <w:topLinePunct w:val="0"/>
+        <w:autoSpaceDE/>
+        <w:autoSpaceDN/>
+        <w:bidi w:val="0"/>
+        <w:adjustRightInd/>
+        <w:snapToGrid/>
+        <w:spacing w:line="440" w:lineRule="exact"/>
+        <w:textAlignment w:val="auto"/>
+        <w:rPr>
+          <w:sz w:val="24"/>
+          <w:szCs w:val="24"/>
+          <w:lang w:val="en-US"/>
+        </w:rPr>
+      </w:pPr>
+      <w:r>
+        <w:rPr>
+          <w:sz w:val="24"/>
+          <w:szCs w:val="24"/>
+          <w:lang w:val="en-US"/>
+        </w:rPr>
+        <w:t>移动端适配：前端采用响应式设计，适配手机和平板屏幕。</w:t>
+      </w:r>
+    </w:p>
+    <w:p>
+      <w:pPr>
+        <w:keepNext w:val="0"/>
+        <w:keepLines w:val="0"/>
+        <w:pageBreakBefore w:val="0"/>
+        <w:widowControl w:val="0"/>
+        <w:numPr>
+          <w:ilvl w:val="0"/>
+          <w:numId w:val="1"/>
+        </w:numPr>
+        <w:kinsoku/>
+        <w:wordWrap/>
+        <w:overflowPunct/>
+        <w:topLinePunct w:val="0"/>
+        <w:autoSpaceDE/>
+        <w:autoSpaceDN/>
+        <w:bidi w:val="0"/>
+        <w:adjustRightInd/>
+        <w:snapToGrid/>
+        <w:spacing w:line="440" w:lineRule="exact"/>
+        <w:textAlignment w:val="auto"/>
+        <w:rPr>
+          <w:sz w:val="24"/>
+          <w:szCs w:val="24"/>
+          <w:lang w:val="en-US"/>
+        </w:rPr>
+      </w:pPr>
+      <w:r>
+        <w:rPr>
+          <w:sz w:val="24"/>
+          <w:szCs w:val="24"/>
+          <w:lang w:val="en-US"/>
+        </w:rPr>
+        <w:t>风险分析</w:t>
+      </w:r>
+    </w:p>
+    <w:tbl>
+      <w:tblPr>
+        <w:tblStyle w:val="3"/>
+        <w:tblW w:w="8895" w:type="dxa"/>
+        <w:tblInd w:w="0" w:type="dxa"/>
+        <w:tblBorders>
+          <w:top w:val="single" w:color="auto" w:sz="4" w:space="0"/>
+          <w:left w:val="single" w:color="auto" w:sz="4" w:space="0"/>
+          <w:bottom w:val="single" w:color="auto" w:sz="4" w:space="0"/>
+          <w:right w:val="single" w:color="auto" w:sz="4" w:space="0"/>
+          <w:insideH w:val="single" w:color="auto" w:sz="4" w:space="0"/>
+          <w:insideV w:val="single" w:color="auto" w:sz="4" w:space="0"/>
+        </w:tblBorders>
+        <w:tblLayout w:type="autofit"/>
+        <w:tblCellMar>
+          <w:left w:w="108" w:type="dxa"/>
+          <w:right w:w="108" w:type="dxa"/>
+        </w:tblCellMar>
+      </w:tblPr>
+      <w:tblGrid>
+        <w:gridCol w:w="1704"/>
+        <w:gridCol w:w="969"/>
+        <w:gridCol w:w="965"/>
+        <w:gridCol w:w="3826"/>
+        <w:gridCol w:w="1431"/>
+      </w:tblGrid>
+      <w:tr>
+        <w:tblPrEx>
+          <w:tblBorders>
+            <w:top w:val="single" w:color="auto" w:sz="4" w:space="0"/>
+            <w:left w:val="single" w:color="auto" w:sz="4" w:space="0"/>
+            <w:bottom w:val="single" w:color="auto" w:sz="4" w:space="0"/>
+            <w:right w:val="single" w:color="auto" w:sz="4" w:space="0"/>
+            <w:insideH w:val="single" w:color="auto" w:sz="4" w:space="0"/>
+            <w:insideV w:val="single" w:color="auto" w:sz="4" w:space="0"/>
+          </w:tblBorders>
+          <w:tblCellMar>
+            <w:left w:w="108" w:type="dxa"/>
+            <w:right w:w="108" w:type="dxa"/>
+          </w:tblCellMar>
+        </w:tblPrEx>
+        <w:tc>
+          <w:tcPr>
+            <w:tcW w:w="1704" w:type="dxa"/>
+          </w:tcPr>
+          <w:p>
+            <w:pPr>
+              <w:keepNext w:val="0"/>
+              <w:keepLines w:val="0"/>
+              <w:pageBreakBefore w:val="0"/>
+              <w:widowControl w:val="0"/>
+              <w:numPr>
+                <w:numId w:val="0"/>
+              </w:numPr>
+              <w:kinsoku/>
+              <w:wordWrap/>
+              <w:overflowPunct/>
+              <w:topLinePunct w:val="0"/>
+              <w:autoSpaceDE/>
+              <w:autoSpaceDN/>
+              <w:bidi w:val="0"/>
+              <w:adjustRightInd/>
+              <w:snapToGrid/>
+              <w:spacing w:line="440" w:lineRule="exact"/>
+              <w:jc w:val="center"/>
+              <w:textAlignment w:val="auto"/>
+              <w:rPr>
+                <w:sz w:val="24"/>
+                <w:szCs w:val="24"/>
+                <w:vertAlign w:val="baseline"/>
+                <w:lang w:val="en-US"/>
+              </w:rPr>
+            </w:pPr>
+            <w:r>
+              <w:rPr>
+                <w:sz w:val="24"/>
+                <w:szCs w:val="24"/>
+                <w:lang w:val="en-US"/>
+              </w:rPr>
+              <w:t>风险</w:t>
+            </w:r>
+          </w:p>
+        </w:tc>
+        <w:tc>
+          <w:tcPr>
+            <w:tcW w:w="969" w:type="dxa"/>
+          </w:tcPr>
+          <w:p>
+            <w:pPr>
+              <w:keepNext w:val="0"/>
+              <w:keepLines w:val="0"/>
+              <w:pageBreakBefore w:val="0"/>
+              <w:widowControl w:val="0"/>
+              <w:numPr>
+                <w:numId w:val="0"/>
+              </w:numPr>
+              <w:kinsoku/>
+              <w:wordWrap/>
+              <w:overflowPunct/>
+              <w:topLinePunct w:val="0"/>
+              <w:autoSpaceDE/>
+              <w:autoSpaceDN/>
+              <w:bidi w:val="0"/>
+              <w:adjustRightInd/>
+              <w:snapToGrid/>
+              <w:spacing w:line="440" w:lineRule="exact"/>
+              <w:jc w:val="center"/>
+              <w:textAlignment w:val="auto"/>
+              <w:rPr>
+                <w:sz w:val="24"/>
+                <w:szCs w:val="24"/>
+                <w:vertAlign w:val="baseline"/>
+                <w:lang w:val="en-US"/>
+              </w:rPr>
+            </w:pPr>
+            <w:r>
+              <w:rPr>
+                <w:sz w:val="24"/>
+                <w:szCs w:val="24"/>
+                <w:lang w:val="en-US"/>
+              </w:rPr>
+              <w:t>可能性</w:t>
+            </w:r>
+          </w:p>
+        </w:tc>
+        <w:tc>
+          <w:tcPr>
+            <w:tcW w:w="965" w:type="dxa"/>
+          </w:tcPr>
+          <w:p>
+            <w:pPr>
+              <w:keepNext w:val="0"/>
+              <w:keepLines w:val="0"/>
+              <w:pageBreakBefore w:val="0"/>
+              <w:widowControl w:val="0"/>
+              <w:numPr>
+                <w:numId w:val="0"/>
+              </w:numPr>
+              <w:kinsoku/>
+              <w:wordWrap/>
+              <w:overflowPunct/>
+              <w:topLinePunct w:val="0"/>
+              <w:autoSpaceDE/>
+              <w:autoSpaceDN/>
+              <w:bidi w:val="0"/>
+              <w:adjustRightInd/>
+              <w:snapToGrid/>
+              <w:spacing w:line="440" w:lineRule="exact"/>
+              <w:jc w:val="center"/>
+              <w:textAlignment w:val="auto"/>
+              <w:rPr>
+                <w:sz w:val="24"/>
+                <w:szCs w:val="24"/>
+                <w:vertAlign w:val="baseline"/>
+                <w:lang w:val="en-US"/>
+              </w:rPr>
+            </w:pPr>
+            <w:r>
+              <w:rPr>
+                <w:sz w:val="24"/>
+                <w:szCs w:val="24"/>
+                <w:lang w:val="en-US"/>
+              </w:rPr>
+              <w:t>严重性</w:t>
+            </w:r>
+          </w:p>
+        </w:tc>
+        <w:tc>
+          <w:tcPr>
+            <w:tcW w:w="3826" w:type="dxa"/>
+          </w:tcPr>
+          <w:p>
+            <w:pPr>
+              <w:keepNext w:val="0"/>
+              <w:keepLines w:val="0"/>
+              <w:pageBreakBefore w:val="0"/>
+              <w:widowControl w:val="0"/>
+              <w:numPr>
+                <w:numId w:val="0"/>
+              </w:numPr>
+              <w:kinsoku/>
+              <w:wordWrap/>
+              <w:overflowPunct/>
+              <w:topLinePunct w:val="0"/>
+              <w:autoSpaceDE/>
+              <w:autoSpaceDN/>
+              <w:bidi w:val="0"/>
+              <w:adjustRightInd/>
+              <w:snapToGrid/>
+              <w:spacing w:line="440" w:lineRule="exact"/>
+              <w:jc w:val="center"/>
+              <w:textAlignment w:val="auto"/>
+              <w:rPr>
+                <w:sz w:val="24"/>
+                <w:szCs w:val="24"/>
+                <w:vertAlign w:val="baseline"/>
+                <w:lang w:val="en-US"/>
+              </w:rPr>
+            </w:pPr>
+            <w:r>
+              <w:rPr>
+                <w:sz w:val="24"/>
+                <w:szCs w:val="24"/>
+                <w:lang w:val="en-US"/>
+              </w:rPr>
+              <w:t>应对策略</w:t>
+            </w:r>
+          </w:p>
+        </w:tc>
+        <w:tc>
+          <w:tcPr>
+            <w:tcW w:w="1431" w:type="dxa"/>
+          </w:tcPr>
+          <w:p>
+            <w:pPr>
+              <w:keepNext w:val="0"/>
+              <w:keepLines w:val="0"/>
+              <w:pageBreakBefore w:val="0"/>
+              <w:widowControl w:val="0"/>
+              <w:numPr>
+                <w:numId w:val="0"/>
+              </w:numPr>
+              <w:kinsoku/>
+              <w:wordWrap/>
+              <w:overflowPunct/>
+              <w:topLinePunct w:val="0"/>
+              <w:autoSpaceDE/>
+              <w:autoSpaceDN/>
+              <w:bidi w:val="0"/>
+              <w:adjustRightInd/>
+              <w:snapToGrid/>
+              <w:spacing w:line="440" w:lineRule="exact"/>
+              <w:jc w:val="center"/>
+              <w:textAlignment w:val="auto"/>
+              <w:rPr>
+                <w:sz w:val="24"/>
+                <w:szCs w:val="24"/>
+                <w:vertAlign w:val="baseline"/>
+                <w:lang w:val="en-US"/>
+              </w:rPr>
+            </w:pPr>
+            <w:r>
+              <w:rPr>
+                <w:sz w:val="24"/>
+                <w:szCs w:val="24"/>
+                <w:lang w:val="en-US"/>
+              </w:rPr>
+              <w:t>可应对性</w:t>
+            </w:r>
+          </w:p>
+        </w:tc>
+      </w:tr>
+      <w:tr>
+        <w:tblPrEx>
+          <w:tblBorders>
+            <w:top w:val="single" w:color="auto" w:sz="4" w:space="0"/>
+            <w:left w:val="single" w:color="auto" w:sz="4" w:space="0"/>
+            <w:bottom w:val="single" w:color="auto" w:sz="4" w:space="0"/>
+            <w:right w:val="single" w:color="auto" w:sz="4" w:space="0"/>
+            <w:insideH w:val="single" w:color="auto" w:sz="4" w:space="0"/>
+            <w:insideV w:val="single" w:color="auto" w:sz="4" w:space="0"/>
+          </w:tblBorders>
+          <w:tblCellMar>
+            <w:left w:w="108" w:type="dxa"/>
+            <w:right w:w="108" w:type="dxa"/>
+          </w:tblCellMar>
+        </w:tblPrEx>
+        <w:tc>
+          <w:tcPr>
+            <w:tcW w:w="1704" w:type="dxa"/>
+          </w:tcPr>
+          <w:p>
+            <w:pPr>
+              <w:keepNext w:val="0"/>
+              <w:keepLines w:val="0"/>
+              <w:pageBreakBefore w:val="0"/>
+              <w:widowControl w:val="0"/>
+              <w:numPr>
+                <w:numId w:val="0"/>
+              </w:numPr>
+              <w:kinsoku/>
+              <w:wordWrap/>
+              <w:overflowPunct/>
+              <w:topLinePunct w:val="0"/>
+              <w:autoSpaceDE/>
+              <w:autoSpaceDN/>
+              <w:bidi w:val="0"/>
+              <w:adjustRightInd/>
+              <w:snapToGrid/>
+              <w:spacing w:line="440" w:lineRule="exact"/>
+              <w:jc w:val="center"/>
+              <w:textAlignment w:val="auto"/>
+              <w:rPr>
+                <w:sz w:val="24"/>
+                <w:szCs w:val="24"/>
+                <w:vertAlign w:val="baseline"/>
+                <w:lang w:val="en-US"/>
+              </w:rPr>
+            </w:pPr>
+            <w:r>
+              <w:rPr>
+                <w:sz w:val="24"/>
+                <w:szCs w:val="24"/>
+                <w:lang w:val="en-US"/>
+              </w:rPr>
+              <w:t>技术实现风险（如并发冲突）</w:t>
+            </w:r>
+          </w:p>
+        </w:tc>
+        <w:tc>
+          <w:tcPr>
+            <w:tcW w:w="969" w:type="dxa"/>
+          </w:tcPr>
+          <w:p>
+            <w:pPr>
+              <w:keepNext w:val="0"/>
+              <w:keepLines w:val="0"/>
+              <w:pageBreakBefore w:val="0"/>
+              <w:widowControl w:val="0"/>
+              <w:numPr>
+                <w:numId w:val="0"/>
+              </w:numPr>
+              <w:kinsoku/>
+              <w:wordWrap/>
+              <w:overflowPunct/>
+              <w:topLinePunct w:val="0"/>
+              <w:autoSpaceDE/>
+              <w:autoSpaceDN/>
+              <w:bidi w:val="0"/>
+              <w:adjustRightInd/>
+              <w:snapToGrid/>
+              <w:spacing w:line="440" w:lineRule="exact"/>
+              <w:jc w:val="center"/>
+              <w:textAlignment w:val="auto"/>
+              <w:rPr>
+                <w:rFonts w:hint="eastAsia" w:eastAsia="宋体"/>
+                <w:sz w:val="24"/>
+                <w:szCs w:val="24"/>
+                <w:vertAlign w:val="baseline"/>
+                <w:lang w:val="en-US" w:eastAsia="zh-CN"/>
+              </w:rPr>
+            </w:pPr>
+            <w:r>
+              <w:rPr>
+                <w:rFonts w:hint="eastAsia"/>
+                <w:sz w:val="24"/>
+                <w:szCs w:val="24"/>
+                <w:vertAlign w:val="baseline"/>
+                <w:lang w:val="en-US" w:eastAsia="zh-CN"/>
+              </w:rPr>
+              <w:t>中</w:t>
+            </w:r>
+          </w:p>
+        </w:tc>
+        <w:tc>
+          <w:tcPr>
+            <w:tcW w:w="965" w:type="dxa"/>
+          </w:tcPr>
+          <w:p>
+            <w:pPr>
+              <w:keepNext w:val="0"/>
+              <w:keepLines w:val="0"/>
+              <w:pageBreakBefore w:val="0"/>
+              <w:widowControl w:val="0"/>
+              <w:numPr>
+                <w:numId w:val="0"/>
+              </w:numPr>
+              <w:kinsoku/>
+              <w:wordWrap/>
+              <w:overflowPunct/>
+              <w:topLinePunct w:val="0"/>
+              <w:autoSpaceDE/>
+              <w:autoSpaceDN/>
+              <w:bidi w:val="0"/>
+              <w:adjustRightInd/>
+              <w:snapToGrid/>
+              <w:spacing w:line="440" w:lineRule="exact"/>
+              <w:jc w:val="center"/>
+              <w:textAlignment w:val="auto"/>
+              <w:rPr>
+                <w:rFonts w:hint="eastAsia" w:eastAsia="宋体"/>
+                <w:sz w:val="24"/>
+                <w:szCs w:val="24"/>
+                <w:vertAlign w:val="baseline"/>
+                <w:lang w:val="en-US" w:eastAsia="zh-CN"/>
+              </w:rPr>
+            </w:pPr>
+            <w:r>
+              <w:rPr>
+                <w:rFonts w:hint="eastAsia"/>
+                <w:sz w:val="24"/>
+                <w:szCs w:val="24"/>
+                <w:vertAlign w:val="baseline"/>
+                <w:lang w:val="en-US" w:eastAsia="zh-CN"/>
+              </w:rPr>
+              <w:t>高</w:t>
+            </w:r>
+          </w:p>
+        </w:tc>
+        <w:tc>
+          <w:tcPr>
+            <w:tcW w:w="3826" w:type="dxa"/>
+          </w:tcPr>
+          <w:p>
+            <w:pPr>
+              <w:keepNext w:val="0"/>
+              <w:keepLines w:val="0"/>
+              <w:pageBreakBefore w:val="0"/>
+              <w:widowControl w:val="0"/>
+              <w:numPr>
+                <w:numId w:val="0"/>
+              </w:numPr>
+              <w:kinsoku/>
+              <w:wordWrap/>
+              <w:overflowPunct/>
+              <w:topLinePunct w:val="0"/>
+              <w:autoSpaceDE/>
+              <w:autoSpaceDN/>
+              <w:bidi w:val="0"/>
+              <w:adjustRightInd/>
+              <w:snapToGrid/>
+              <w:spacing w:line="440" w:lineRule="exact"/>
+              <w:jc w:val="center"/>
+              <w:textAlignment w:val="auto"/>
+              <w:rPr>
+                <w:sz w:val="24"/>
+                <w:szCs w:val="24"/>
+                <w:vertAlign w:val="baseline"/>
+                <w:lang w:val="en-US"/>
+              </w:rPr>
+            </w:pPr>
+            <w:r>
+              <w:rPr>
+                <w:sz w:val="24"/>
+                <w:szCs w:val="24"/>
+                <w:lang w:val="en-US"/>
+              </w:rPr>
+              <w:t>采用数据库乐观锁、代码层面加锁，进行压力测试</w:t>
+            </w:r>
+          </w:p>
+        </w:tc>
+        <w:tc>
+          <w:tcPr>
+            <w:tcW w:w="1431" w:type="dxa"/>
+          </w:tcPr>
+          <w:p>
+            <w:pPr>
+              <w:keepNext w:val="0"/>
+              <w:keepLines w:val="0"/>
+              <w:pageBreakBefore w:val="0"/>
+              <w:widowControl w:val="0"/>
+              <w:numPr>
+                <w:numId w:val="0"/>
+              </w:numPr>
+              <w:kinsoku/>
+              <w:wordWrap/>
+              <w:overflowPunct/>
+              <w:topLinePunct w:val="0"/>
+              <w:autoSpaceDE/>
+              <w:autoSpaceDN/>
+              <w:bidi w:val="0"/>
+              <w:adjustRightInd/>
+              <w:snapToGrid/>
+              <w:spacing w:line="440" w:lineRule="exact"/>
+              <w:jc w:val="center"/>
+              <w:textAlignment w:val="auto"/>
+              <w:rPr>
+                <w:rFonts w:hint="eastAsia" w:eastAsia="宋体"/>
+                <w:sz w:val="24"/>
+                <w:szCs w:val="24"/>
+                <w:vertAlign w:val="baseline"/>
+                <w:lang w:val="en-US" w:eastAsia="zh-CN"/>
+              </w:rPr>
+            </w:pPr>
+            <w:r>
+              <w:rPr>
+                <w:rFonts w:hint="eastAsia"/>
+                <w:sz w:val="24"/>
+                <w:szCs w:val="24"/>
+                <w:vertAlign w:val="baseline"/>
+                <w:lang w:val="en-US" w:eastAsia="zh-CN"/>
+              </w:rPr>
+              <w:t>高</w:t>
+            </w:r>
+          </w:p>
+        </w:tc>
+      </w:tr>
+      <w:tr>
+        <w:tblPrEx>
+          <w:tblBorders>
+            <w:top w:val="single" w:color="auto" w:sz="4" w:space="0"/>
+            <w:left w:val="single" w:color="auto" w:sz="4" w:space="0"/>
+            <w:bottom w:val="single" w:color="auto" w:sz="4" w:space="0"/>
+            <w:right w:val="single" w:color="auto" w:sz="4" w:space="0"/>
+            <w:insideH w:val="single" w:color="auto" w:sz="4" w:space="0"/>
+            <w:insideV w:val="single" w:color="auto" w:sz="4" w:space="0"/>
+          </w:tblBorders>
+          <w:tblCellMar>
+            <w:left w:w="108" w:type="dxa"/>
+            <w:right w:w="108" w:type="dxa"/>
+          </w:tblCellMar>
+        </w:tblPrEx>
+        <w:tc>
+          <w:tcPr>
+            <w:tcW w:w="1704" w:type="dxa"/>
+          </w:tcPr>
+          <w:p>
+            <w:pPr>
+              <w:keepNext w:val="0"/>
+              <w:keepLines w:val="0"/>
+              <w:pageBreakBefore w:val="0"/>
+              <w:widowControl w:val="0"/>
+              <w:numPr>
+                <w:numId w:val="0"/>
+              </w:numPr>
+              <w:kinsoku/>
+              <w:wordWrap/>
+              <w:overflowPunct/>
+              <w:topLinePunct w:val="0"/>
+              <w:autoSpaceDE/>
+              <w:autoSpaceDN/>
+              <w:bidi w:val="0"/>
+              <w:adjustRightInd/>
+              <w:snapToGrid/>
+              <w:spacing w:line="440" w:lineRule="exact"/>
+              <w:jc w:val="center"/>
+              <w:textAlignment w:val="auto"/>
+              <w:rPr>
+                <w:sz w:val="24"/>
+                <w:szCs w:val="24"/>
+                <w:vertAlign w:val="baseline"/>
+                <w:lang w:val="en-US"/>
+              </w:rPr>
+            </w:pPr>
+            <w:r>
+              <w:rPr>
+                <w:sz w:val="24"/>
+                <w:szCs w:val="24"/>
+                <w:lang w:val="en-US"/>
+              </w:rPr>
+              <w:t>需求变更风险</w:t>
+            </w:r>
+          </w:p>
+        </w:tc>
+        <w:tc>
+          <w:tcPr>
+            <w:tcW w:w="969" w:type="dxa"/>
+          </w:tcPr>
+          <w:p>
+            <w:pPr>
+              <w:keepNext w:val="0"/>
+              <w:keepLines w:val="0"/>
+              <w:pageBreakBefore w:val="0"/>
+              <w:widowControl w:val="0"/>
+              <w:numPr>
+                <w:numId w:val="0"/>
+              </w:numPr>
+              <w:kinsoku/>
+              <w:wordWrap/>
+              <w:overflowPunct/>
+              <w:topLinePunct w:val="0"/>
+              <w:autoSpaceDE/>
+              <w:autoSpaceDN/>
+              <w:bidi w:val="0"/>
+              <w:adjustRightInd/>
+              <w:snapToGrid/>
+              <w:spacing w:line="440" w:lineRule="exact"/>
+              <w:jc w:val="center"/>
+              <w:textAlignment w:val="auto"/>
+              <w:rPr>
+                <w:rFonts w:hint="eastAsia" w:eastAsia="宋体"/>
+                <w:sz w:val="24"/>
+                <w:szCs w:val="24"/>
+                <w:vertAlign w:val="baseline"/>
+                <w:lang w:val="en-US" w:eastAsia="zh-CN"/>
+              </w:rPr>
+            </w:pPr>
+            <w:r>
+              <w:rPr>
+                <w:rFonts w:hint="eastAsia"/>
+                <w:sz w:val="24"/>
+                <w:szCs w:val="24"/>
+                <w:vertAlign w:val="baseline"/>
+                <w:lang w:val="en-US" w:eastAsia="zh-CN"/>
+              </w:rPr>
+              <w:t>中</w:t>
+            </w:r>
+          </w:p>
+        </w:tc>
+        <w:tc>
+          <w:tcPr>
+            <w:tcW w:w="965" w:type="dxa"/>
+          </w:tcPr>
+          <w:p>
+            <w:pPr>
+              <w:keepNext w:val="0"/>
+              <w:keepLines w:val="0"/>
+              <w:pageBreakBefore w:val="0"/>
+              <w:widowControl w:val="0"/>
+              <w:numPr>
+                <w:numId w:val="0"/>
+              </w:numPr>
+              <w:kinsoku/>
+              <w:wordWrap/>
+              <w:overflowPunct/>
+              <w:topLinePunct w:val="0"/>
+              <w:autoSpaceDE/>
+              <w:autoSpaceDN/>
+              <w:bidi w:val="0"/>
+              <w:adjustRightInd/>
+              <w:snapToGrid/>
+              <w:spacing w:line="440" w:lineRule="exact"/>
+              <w:jc w:val="center"/>
+              <w:textAlignment w:val="auto"/>
+              <w:rPr>
+                <w:rFonts w:hint="eastAsia" w:eastAsia="宋体"/>
+                <w:sz w:val="24"/>
+                <w:szCs w:val="24"/>
+                <w:vertAlign w:val="baseline"/>
+                <w:lang w:val="en-US" w:eastAsia="zh-CN"/>
+              </w:rPr>
+            </w:pPr>
+            <w:r>
+              <w:rPr>
+                <w:rFonts w:hint="eastAsia"/>
+                <w:sz w:val="24"/>
+                <w:szCs w:val="24"/>
+                <w:vertAlign w:val="baseline"/>
+                <w:lang w:val="en-US" w:eastAsia="zh-CN"/>
+              </w:rPr>
+              <w:t>中</w:t>
+            </w:r>
+          </w:p>
+        </w:tc>
+        <w:tc>
+          <w:tcPr>
+            <w:tcW w:w="3826" w:type="dxa"/>
+          </w:tcPr>
+          <w:p>
+            <w:pPr>
+              <w:keepNext w:val="0"/>
+              <w:keepLines w:val="0"/>
+              <w:pageBreakBefore w:val="0"/>
+              <w:widowControl w:val="0"/>
+              <w:numPr>
+                <w:numId w:val="0"/>
+              </w:numPr>
+              <w:kinsoku/>
+              <w:wordWrap/>
+              <w:overflowPunct/>
+              <w:topLinePunct w:val="0"/>
+              <w:autoSpaceDE/>
+              <w:autoSpaceDN/>
+              <w:bidi w:val="0"/>
+              <w:adjustRightInd/>
+              <w:snapToGrid/>
+              <w:spacing w:line="440" w:lineRule="exact"/>
+              <w:jc w:val="center"/>
+              <w:textAlignment w:val="auto"/>
+              <w:rPr>
+                <w:sz w:val="24"/>
+                <w:szCs w:val="24"/>
+                <w:vertAlign w:val="baseline"/>
+                <w:lang w:val="en-US"/>
+              </w:rPr>
+            </w:pPr>
+            <w:r>
+              <w:rPr>
+                <w:sz w:val="24"/>
+                <w:szCs w:val="24"/>
+                <w:lang w:val="en-US"/>
+              </w:rPr>
+              <w:t>设立变更控制流程，在迭代中灵活调整</w:t>
+            </w:r>
+          </w:p>
+        </w:tc>
+        <w:tc>
+          <w:tcPr>
+            <w:tcW w:w="1431" w:type="dxa"/>
+          </w:tcPr>
+          <w:p>
+            <w:pPr>
+              <w:keepNext w:val="0"/>
+              <w:keepLines w:val="0"/>
+              <w:pageBreakBefore w:val="0"/>
+              <w:widowControl w:val="0"/>
+              <w:numPr>
+                <w:numId w:val="0"/>
+              </w:numPr>
+              <w:kinsoku/>
+              <w:wordWrap/>
+              <w:overflowPunct/>
+              <w:topLinePunct w:val="0"/>
+              <w:autoSpaceDE/>
+              <w:autoSpaceDN/>
+              <w:bidi w:val="0"/>
+              <w:adjustRightInd/>
+              <w:snapToGrid/>
+              <w:spacing w:line="440" w:lineRule="exact"/>
+              <w:jc w:val="center"/>
+              <w:textAlignment w:val="auto"/>
+              <w:rPr>
+                <w:rFonts w:hint="eastAsia" w:eastAsia="宋体"/>
+                <w:sz w:val="24"/>
+                <w:szCs w:val="24"/>
+                <w:vertAlign w:val="baseline"/>
+                <w:lang w:val="en-US" w:eastAsia="zh-CN"/>
+              </w:rPr>
+            </w:pPr>
+            <w:r>
+              <w:rPr>
+                <w:rFonts w:hint="eastAsia"/>
+                <w:sz w:val="24"/>
+                <w:szCs w:val="24"/>
+                <w:vertAlign w:val="baseline"/>
+                <w:lang w:val="en-US" w:eastAsia="zh-CN"/>
+              </w:rPr>
+              <w:t>高</w:t>
+            </w:r>
+          </w:p>
+        </w:tc>
+      </w:tr>
+      <w:tr>
+        <w:tblPrEx>
+          <w:tblBorders>
+            <w:top w:val="single" w:color="auto" w:sz="4" w:space="0"/>
+            <w:left w:val="single" w:color="auto" w:sz="4" w:space="0"/>
+            <w:bottom w:val="single" w:color="auto" w:sz="4" w:space="0"/>
+            <w:right w:val="single" w:color="auto" w:sz="4" w:space="0"/>
+            <w:insideH w:val="single" w:color="auto" w:sz="4" w:space="0"/>
+            <w:insideV w:val="single" w:color="auto" w:sz="4" w:space="0"/>
+          </w:tblBorders>
+          <w:tblCellMar>
+            <w:left w:w="108" w:type="dxa"/>
+            <w:right w:w="108" w:type="dxa"/>
+          </w:tblCellMar>
+        </w:tblPrEx>
+        <w:tc>
+          <w:tcPr>
+            <w:tcW w:w="1704" w:type="dxa"/>
+          </w:tcPr>
+          <w:p>
+            <w:pPr>
+              <w:keepNext w:val="0"/>
+              <w:keepLines w:val="0"/>
+              <w:pageBreakBefore w:val="0"/>
+              <w:widowControl w:val="0"/>
+              <w:numPr>
+                <w:numId w:val="0"/>
+              </w:numPr>
+              <w:kinsoku/>
+              <w:wordWrap/>
+              <w:overflowPunct/>
+              <w:topLinePunct w:val="0"/>
+              <w:autoSpaceDE/>
+              <w:autoSpaceDN/>
+              <w:bidi w:val="0"/>
+              <w:adjustRightInd/>
+              <w:snapToGrid/>
+              <w:spacing w:line="440" w:lineRule="exact"/>
+              <w:jc w:val="center"/>
+              <w:textAlignment w:val="auto"/>
+              <w:rPr>
+                <w:sz w:val="24"/>
+                <w:szCs w:val="24"/>
+                <w:vertAlign w:val="baseline"/>
+                <w:lang w:val="en-US"/>
+              </w:rPr>
+            </w:pPr>
+            <w:r>
+              <w:rPr>
+                <w:sz w:val="24"/>
+                <w:szCs w:val="24"/>
+                <w:lang w:val="en-US"/>
+              </w:rPr>
+              <w:t>数据安全风险</w:t>
+            </w:r>
+          </w:p>
+        </w:tc>
+        <w:tc>
+          <w:tcPr>
+            <w:tcW w:w="969" w:type="dxa"/>
+          </w:tcPr>
+          <w:p>
+            <w:pPr>
+              <w:keepNext w:val="0"/>
+              <w:keepLines w:val="0"/>
+              <w:pageBreakBefore w:val="0"/>
+              <w:widowControl w:val="0"/>
+              <w:numPr>
+                <w:numId w:val="0"/>
+              </w:numPr>
+              <w:kinsoku/>
+              <w:wordWrap/>
+              <w:overflowPunct/>
+              <w:topLinePunct w:val="0"/>
+              <w:autoSpaceDE/>
+              <w:autoSpaceDN/>
+              <w:bidi w:val="0"/>
+              <w:adjustRightInd/>
+              <w:snapToGrid/>
+              <w:spacing w:line="440" w:lineRule="exact"/>
+              <w:jc w:val="center"/>
+              <w:textAlignment w:val="auto"/>
+              <w:rPr>
+                <w:rFonts w:hint="eastAsia" w:eastAsia="宋体"/>
+                <w:sz w:val="24"/>
+                <w:szCs w:val="24"/>
+                <w:vertAlign w:val="baseline"/>
+                <w:lang w:val="en-US" w:eastAsia="zh-CN"/>
+              </w:rPr>
+            </w:pPr>
+            <w:r>
+              <w:rPr>
+                <w:rFonts w:hint="eastAsia"/>
+                <w:sz w:val="24"/>
+                <w:szCs w:val="24"/>
+                <w:vertAlign w:val="baseline"/>
+                <w:lang w:val="en-US" w:eastAsia="zh-CN"/>
+              </w:rPr>
+              <w:t>低</w:t>
+            </w:r>
+          </w:p>
+        </w:tc>
+        <w:tc>
+          <w:tcPr>
+            <w:tcW w:w="965" w:type="dxa"/>
+          </w:tcPr>
+          <w:p>
+            <w:pPr>
+              <w:keepNext w:val="0"/>
+              <w:keepLines w:val="0"/>
+              <w:pageBreakBefore w:val="0"/>
+              <w:widowControl w:val="0"/>
+              <w:numPr>
+                <w:numId w:val="0"/>
+              </w:numPr>
+              <w:kinsoku/>
+              <w:wordWrap/>
+              <w:overflowPunct/>
+              <w:topLinePunct w:val="0"/>
+              <w:autoSpaceDE/>
+              <w:autoSpaceDN/>
+              <w:bidi w:val="0"/>
+              <w:adjustRightInd/>
+              <w:snapToGrid/>
+              <w:spacing w:line="440" w:lineRule="exact"/>
+              <w:jc w:val="center"/>
+              <w:textAlignment w:val="auto"/>
+              <w:rPr>
+                <w:rFonts w:hint="eastAsia" w:eastAsia="宋体"/>
+                <w:sz w:val="24"/>
+                <w:szCs w:val="24"/>
+                <w:vertAlign w:val="baseline"/>
+                <w:lang w:val="en-US" w:eastAsia="zh-CN"/>
+              </w:rPr>
+            </w:pPr>
+            <w:r>
+              <w:rPr>
+                <w:rFonts w:hint="eastAsia"/>
+                <w:sz w:val="24"/>
+                <w:szCs w:val="24"/>
+                <w:vertAlign w:val="baseline"/>
+                <w:lang w:val="en-US" w:eastAsia="zh-CN"/>
+              </w:rPr>
+              <w:t>高</w:t>
+            </w:r>
+          </w:p>
+        </w:tc>
+        <w:tc>
+          <w:tcPr>
+            <w:tcW w:w="3826" w:type="dxa"/>
+          </w:tcPr>
+          <w:p>
+            <w:pPr>
+              <w:keepNext w:val="0"/>
+              <w:keepLines w:val="0"/>
+              <w:pageBreakBefore w:val="0"/>
+              <w:widowControl w:val="0"/>
+              <w:numPr>
+                <w:numId w:val="0"/>
+              </w:numPr>
+              <w:kinsoku/>
+              <w:wordWrap/>
+              <w:overflowPunct/>
+              <w:topLinePunct w:val="0"/>
+              <w:autoSpaceDE/>
+              <w:autoSpaceDN/>
+              <w:bidi w:val="0"/>
+              <w:adjustRightInd/>
+              <w:snapToGrid/>
+              <w:spacing w:line="440" w:lineRule="exact"/>
+              <w:jc w:val="center"/>
+              <w:textAlignment w:val="auto"/>
+              <w:rPr>
+                <w:sz w:val="24"/>
+                <w:szCs w:val="24"/>
+                <w:vertAlign w:val="baseline"/>
+                <w:lang w:val="en-US"/>
+              </w:rPr>
+            </w:pPr>
+            <w:r>
+              <w:rPr>
+                <w:sz w:val="24"/>
+                <w:szCs w:val="24"/>
+                <w:lang w:val="en-US"/>
+              </w:rPr>
+              <w:t>密码加密、接口认证、防SQL注入、定期备份</w:t>
+            </w:r>
+          </w:p>
+        </w:tc>
+        <w:tc>
+          <w:tcPr>
+            <w:tcW w:w="1431" w:type="dxa"/>
+          </w:tcPr>
+          <w:p>
+            <w:pPr>
+              <w:keepNext w:val="0"/>
+              <w:keepLines w:val="0"/>
+              <w:pageBreakBefore w:val="0"/>
+              <w:widowControl w:val="0"/>
+              <w:numPr>
+                <w:numId w:val="0"/>
+              </w:numPr>
+              <w:kinsoku/>
+              <w:wordWrap/>
+              <w:overflowPunct/>
+              <w:topLinePunct w:val="0"/>
+              <w:autoSpaceDE/>
+              <w:autoSpaceDN/>
+              <w:bidi w:val="0"/>
+              <w:adjustRightInd/>
+              <w:snapToGrid/>
+              <w:spacing w:line="440" w:lineRule="exact"/>
+              <w:jc w:val="center"/>
+              <w:textAlignment w:val="auto"/>
+              <w:rPr>
+                <w:rFonts w:hint="eastAsia" w:eastAsia="宋体"/>
+                <w:sz w:val="24"/>
+                <w:szCs w:val="24"/>
+                <w:vertAlign w:val="baseline"/>
+                <w:lang w:val="en-US" w:eastAsia="zh-CN"/>
+              </w:rPr>
+            </w:pPr>
+            <w:r>
+              <w:rPr>
+                <w:rFonts w:hint="eastAsia"/>
+                <w:sz w:val="24"/>
+                <w:szCs w:val="24"/>
+                <w:vertAlign w:val="baseline"/>
+                <w:lang w:val="en-US" w:eastAsia="zh-CN"/>
+              </w:rPr>
+              <w:t>高</w:t>
+            </w:r>
+          </w:p>
+        </w:tc>
+      </w:tr>
+      <w:tr>
+        <w:tblPrEx>
+          <w:tblBorders>
+            <w:top w:val="single" w:color="auto" w:sz="4" w:space="0"/>
+            <w:left w:val="single" w:color="auto" w:sz="4" w:space="0"/>
+            <w:bottom w:val="single" w:color="auto" w:sz="4" w:space="0"/>
+            <w:right w:val="single" w:color="auto" w:sz="4" w:space="0"/>
+            <w:insideH w:val="single" w:color="auto" w:sz="4" w:space="0"/>
+            <w:insideV w:val="single" w:color="auto" w:sz="4" w:space="0"/>
+          </w:tblBorders>
+          <w:tblCellMar>
+            <w:left w:w="108" w:type="dxa"/>
+            <w:right w:w="108" w:type="dxa"/>
+          </w:tblCellMar>
+        </w:tblPrEx>
+        <w:tc>
+          <w:tcPr>
+            <w:tcW w:w="1704" w:type="dxa"/>
+          </w:tcPr>
+          <w:p>
+            <w:pPr>
+              <w:keepNext w:val="0"/>
+              <w:keepLines w:val="0"/>
+              <w:pageBreakBefore w:val="0"/>
+              <w:widowControl w:val="0"/>
+              <w:numPr>
+                <w:numId w:val="0"/>
+              </w:numPr>
+              <w:kinsoku/>
+              <w:wordWrap/>
+              <w:overflowPunct/>
+              <w:topLinePunct w:val="0"/>
+              <w:autoSpaceDE/>
+              <w:autoSpaceDN/>
+              <w:bidi w:val="0"/>
+              <w:adjustRightInd/>
+              <w:snapToGrid/>
+              <w:spacing w:line="440" w:lineRule="exact"/>
+              <w:jc w:val="center"/>
+              <w:textAlignment w:val="auto"/>
+              <w:rPr>
+                <w:sz w:val="24"/>
+                <w:szCs w:val="24"/>
+                <w:vertAlign w:val="baseline"/>
+                <w:lang w:val="en-US"/>
+              </w:rPr>
+            </w:pPr>
+            <w:r>
+              <w:rPr>
+                <w:sz w:val="24"/>
+                <w:szCs w:val="24"/>
+                <w:lang w:val="en-US"/>
+              </w:rPr>
+              <w:t>项目延期风险</w:t>
+            </w:r>
+          </w:p>
+        </w:tc>
+        <w:tc>
+          <w:tcPr>
+            <w:tcW w:w="969" w:type="dxa"/>
+          </w:tcPr>
+          <w:p>
+            <w:pPr>
+              <w:keepNext w:val="0"/>
+              <w:keepLines w:val="0"/>
+              <w:pageBreakBefore w:val="0"/>
+              <w:widowControl w:val="0"/>
+              <w:numPr>
+                <w:numId w:val="0"/>
+              </w:numPr>
+              <w:kinsoku/>
+              <w:wordWrap/>
+              <w:overflowPunct/>
+              <w:topLinePunct w:val="0"/>
+              <w:autoSpaceDE/>
+              <w:autoSpaceDN/>
+              <w:bidi w:val="0"/>
+              <w:adjustRightInd/>
+              <w:snapToGrid/>
+              <w:spacing w:line="440" w:lineRule="exact"/>
+              <w:jc w:val="center"/>
+              <w:textAlignment w:val="auto"/>
+              <w:rPr>
+                <w:rFonts w:hint="eastAsia" w:eastAsia="宋体"/>
+                <w:sz w:val="24"/>
+                <w:szCs w:val="24"/>
+                <w:vertAlign w:val="baseline"/>
+                <w:lang w:val="en-US" w:eastAsia="zh-CN"/>
+              </w:rPr>
+            </w:pPr>
+            <w:r>
+              <w:rPr>
+                <w:rFonts w:hint="eastAsia"/>
+                <w:sz w:val="24"/>
+                <w:szCs w:val="24"/>
+                <w:vertAlign w:val="baseline"/>
+                <w:lang w:val="en-US" w:eastAsia="zh-CN"/>
+              </w:rPr>
+              <w:t>中</w:t>
+            </w:r>
+          </w:p>
+        </w:tc>
+        <w:tc>
+          <w:tcPr>
+            <w:tcW w:w="965" w:type="dxa"/>
+          </w:tcPr>
+          <w:p>
+            <w:pPr>
+              <w:keepNext w:val="0"/>
+              <w:keepLines w:val="0"/>
+              <w:pageBreakBefore w:val="0"/>
+              <w:widowControl w:val="0"/>
+              <w:numPr>
+                <w:numId w:val="0"/>
+              </w:numPr>
+              <w:kinsoku/>
+              <w:wordWrap/>
+              <w:overflowPunct/>
+              <w:topLinePunct w:val="0"/>
+              <w:autoSpaceDE/>
+              <w:autoSpaceDN/>
+              <w:bidi w:val="0"/>
+              <w:adjustRightInd/>
+              <w:snapToGrid/>
+              <w:spacing w:line="440" w:lineRule="exact"/>
+              <w:jc w:val="center"/>
+              <w:textAlignment w:val="auto"/>
+              <w:rPr>
+                <w:rFonts w:hint="eastAsia" w:eastAsia="宋体"/>
+                <w:sz w:val="24"/>
+                <w:szCs w:val="24"/>
+                <w:vertAlign w:val="baseline"/>
+                <w:lang w:val="en-US" w:eastAsia="zh-CN"/>
+              </w:rPr>
+            </w:pPr>
+            <w:r>
+              <w:rPr>
+                <w:rFonts w:hint="eastAsia"/>
+                <w:sz w:val="24"/>
+                <w:szCs w:val="24"/>
+                <w:vertAlign w:val="baseline"/>
+                <w:lang w:val="en-US" w:eastAsia="zh-CN"/>
+              </w:rPr>
+              <w:t>中</w:t>
+            </w:r>
+          </w:p>
+        </w:tc>
+        <w:tc>
+          <w:tcPr>
+            <w:tcW w:w="3826" w:type="dxa"/>
+          </w:tcPr>
+          <w:p>
+            <w:pPr>
+              <w:keepNext w:val="0"/>
+              <w:keepLines w:val="0"/>
+              <w:pageBreakBefore w:val="0"/>
+              <w:widowControl w:val="0"/>
+              <w:numPr>
+                <w:numId w:val="0"/>
+              </w:numPr>
+              <w:kinsoku/>
+              <w:wordWrap/>
+              <w:overflowPunct/>
+              <w:topLinePunct w:val="0"/>
+              <w:autoSpaceDE/>
+              <w:autoSpaceDN/>
+              <w:bidi w:val="0"/>
+              <w:adjustRightInd/>
+              <w:snapToGrid/>
+              <w:spacing w:line="440" w:lineRule="exact"/>
+              <w:jc w:val="center"/>
+              <w:textAlignment w:val="auto"/>
+              <w:rPr>
+                <w:sz w:val="24"/>
+                <w:szCs w:val="24"/>
+                <w:vertAlign w:val="baseline"/>
+                <w:lang w:val="en-US"/>
+              </w:rPr>
+            </w:pPr>
+            <w:r>
+              <w:rPr>
+                <w:sz w:val="24"/>
+                <w:szCs w:val="24"/>
+                <w:lang w:val="en-US"/>
+              </w:rPr>
+              <w:t>制定详细计划，每周复盘，预留缓冲时间</w:t>
+            </w:r>
+          </w:p>
+        </w:tc>
+        <w:tc>
+          <w:tcPr>
+            <w:tcW w:w="1431" w:type="dxa"/>
+          </w:tcPr>
+          <w:p>
+            <w:pPr>
+              <w:keepNext w:val="0"/>
+              <w:keepLines w:val="0"/>
+              <w:pageBreakBefore w:val="0"/>
+              <w:widowControl w:val="0"/>
+              <w:numPr>
+                <w:numId w:val="0"/>
+              </w:numPr>
+              <w:kinsoku/>
+              <w:wordWrap/>
+              <w:overflowPunct/>
+              <w:topLinePunct w:val="0"/>
+              <w:autoSpaceDE/>
+              <w:autoSpaceDN/>
+              <w:bidi w:val="0"/>
+              <w:adjustRightInd/>
+              <w:snapToGrid/>
+              <w:spacing w:line="440" w:lineRule="exact"/>
+              <w:jc w:val="center"/>
+              <w:textAlignment w:val="auto"/>
+              <w:rPr>
+                <w:rFonts w:hint="eastAsia" w:eastAsia="宋体"/>
+                <w:sz w:val="24"/>
+                <w:szCs w:val="24"/>
+                <w:vertAlign w:val="baseline"/>
+                <w:lang w:val="en-US" w:eastAsia="zh-CN"/>
+              </w:rPr>
+            </w:pPr>
+            <w:r>
+              <w:rPr>
+                <w:rFonts w:hint="eastAsia"/>
+                <w:sz w:val="24"/>
+                <w:szCs w:val="24"/>
+                <w:vertAlign w:val="baseline"/>
+                <w:lang w:val="en-US" w:eastAsia="zh-CN"/>
+              </w:rPr>
+              <w:t>中</w:t>
+            </w:r>
+          </w:p>
+        </w:tc>
+      </w:tr>
+      <w:tr>
+        <w:tblPrEx>
+          <w:tblBorders>
+            <w:top w:val="single" w:color="auto" w:sz="4" w:space="0"/>
+            <w:left w:val="single" w:color="auto" w:sz="4" w:space="0"/>
+            <w:bottom w:val="single" w:color="auto" w:sz="4" w:space="0"/>
+            <w:right w:val="single" w:color="auto" w:sz="4" w:space="0"/>
+            <w:insideH w:val="single" w:color="auto" w:sz="4" w:space="0"/>
+            <w:insideV w:val="single" w:color="auto" w:sz="4" w:space="0"/>
+          </w:tblBorders>
+          <w:tblCellMar>
+            <w:left w:w="108" w:type="dxa"/>
+            <w:right w:w="108" w:type="dxa"/>
+          </w:tblCellMar>
+        </w:tblPrEx>
+        <w:tc>
+          <w:tcPr>
+            <w:tcW w:w="1704" w:type="dxa"/>
+          </w:tcPr>
+          <w:p>
+            <w:pPr>
+              <w:keepNext w:val="0"/>
+              <w:keepLines w:val="0"/>
+              <w:pageBreakBefore w:val="0"/>
+              <w:widowControl w:val="0"/>
+              <w:numPr>
+                <w:numId w:val="0"/>
+              </w:numPr>
+              <w:kinsoku/>
+              <w:wordWrap/>
+              <w:overflowPunct/>
+              <w:topLinePunct w:val="0"/>
+              <w:autoSpaceDE/>
+              <w:autoSpaceDN/>
+              <w:bidi w:val="0"/>
+              <w:adjustRightInd/>
+              <w:snapToGrid/>
+              <w:spacing w:line="440" w:lineRule="exact"/>
+              <w:jc w:val="center"/>
+              <w:textAlignment w:val="auto"/>
+              <w:rPr>
+                <w:sz w:val="24"/>
+                <w:szCs w:val="24"/>
+                <w:vertAlign w:val="baseline"/>
+                <w:lang w:val="en-US"/>
+              </w:rPr>
+            </w:pPr>
+            <w:r>
+              <w:rPr>
+                <w:sz w:val="24"/>
+                <w:szCs w:val="24"/>
+                <w:lang w:val="en-US"/>
+              </w:rPr>
+              <w:t>用户体验不佳</w:t>
+            </w:r>
+          </w:p>
+        </w:tc>
+        <w:tc>
+          <w:tcPr>
+            <w:tcW w:w="969" w:type="dxa"/>
+          </w:tcPr>
+          <w:p>
+            <w:pPr>
+              <w:keepNext w:val="0"/>
+              <w:keepLines w:val="0"/>
+              <w:pageBreakBefore w:val="0"/>
+              <w:widowControl w:val="0"/>
+              <w:numPr>
+                <w:numId w:val="0"/>
+              </w:numPr>
+              <w:kinsoku/>
+              <w:wordWrap/>
+              <w:overflowPunct/>
+              <w:topLinePunct w:val="0"/>
+              <w:autoSpaceDE/>
+              <w:autoSpaceDN/>
+              <w:bidi w:val="0"/>
+              <w:adjustRightInd/>
+              <w:snapToGrid/>
+              <w:spacing w:line="440" w:lineRule="exact"/>
+              <w:jc w:val="center"/>
+              <w:textAlignment w:val="auto"/>
+              <w:rPr>
+                <w:rFonts w:hint="eastAsia" w:eastAsia="宋体"/>
+                <w:sz w:val="24"/>
+                <w:szCs w:val="24"/>
+                <w:vertAlign w:val="baseline"/>
+                <w:lang w:val="en-US" w:eastAsia="zh-CN"/>
+              </w:rPr>
+            </w:pPr>
+            <w:r>
+              <w:rPr>
+                <w:rFonts w:hint="eastAsia"/>
+                <w:sz w:val="24"/>
+                <w:szCs w:val="24"/>
+                <w:vertAlign w:val="baseline"/>
+                <w:lang w:val="en-US" w:eastAsia="zh-CN"/>
+              </w:rPr>
+              <w:t>低</w:t>
+            </w:r>
+          </w:p>
+        </w:tc>
+        <w:tc>
+          <w:tcPr>
+            <w:tcW w:w="965" w:type="dxa"/>
+          </w:tcPr>
+          <w:p>
+            <w:pPr>
+              <w:keepNext w:val="0"/>
+              <w:keepLines w:val="0"/>
+              <w:pageBreakBefore w:val="0"/>
+              <w:widowControl w:val="0"/>
+              <w:numPr>
+                <w:numId w:val="0"/>
+              </w:numPr>
+              <w:kinsoku/>
+              <w:wordWrap/>
+              <w:overflowPunct/>
+              <w:topLinePunct w:val="0"/>
+              <w:autoSpaceDE/>
+              <w:autoSpaceDN/>
+              <w:bidi w:val="0"/>
+              <w:adjustRightInd/>
+              <w:snapToGrid/>
+              <w:spacing w:line="440" w:lineRule="exact"/>
+              <w:jc w:val="center"/>
+              <w:textAlignment w:val="auto"/>
+              <w:rPr>
+                <w:rFonts w:hint="eastAsia" w:eastAsia="宋体"/>
+                <w:sz w:val="24"/>
+                <w:szCs w:val="24"/>
+                <w:vertAlign w:val="baseline"/>
+                <w:lang w:val="en-US" w:eastAsia="zh-CN"/>
+              </w:rPr>
+            </w:pPr>
+            <w:r>
+              <w:rPr>
+                <w:rFonts w:hint="eastAsia"/>
+                <w:sz w:val="24"/>
+                <w:szCs w:val="24"/>
+                <w:vertAlign w:val="baseline"/>
+                <w:lang w:val="en-US" w:eastAsia="zh-CN"/>
+              </w:rPr>
+              <w:t>中</w:t>
+            </w:r>
+          </w:p>
+        </w:tc>
+        <w:tc>
+          <w:tcPr>
+            <w:tcW w:w="3826" w:type="dxa"/>
+          </w:tcPr>
+          <w:p>
+            <w:pPr>
+              <w:keepNext w:val="0"/>
+              <w:keepLines w:val="0"/>
+              <w:pageBreakBefore w:val="0"/>
+              <w:widowControl w:val="0"/>
+              <w:numPr>
+                <w:numId w:val="0"/>
+              </w:numPr>
+              <w:kinsoku/>
+              <w:wordWrap/>
+              <w:overflowPunct/>
+              <w:topLinePunct w:val="0"/>
+              <w:autoSpaceDE/>
+              <w:autoSpaceDN/>
+              <w:bidi w:val="0"/>
+              <w:adjustRightInd/>
+              <w:snapToGrid/>
+              <w:spacing w:line="440" w:lineRule="exact"/>
+              <w:jc w:val="center"/>
+              <w:textAlignment w:val="auto"/>
+              <w:rPr>
+                <w:sz w:val="24"/>
+                <w:szCs w:val="24"/>
+                <w:vertAlign w:val="baseline"/>
+                <w:lang w:val="en-US"/>
+              </w:rPr>
+            </w:pPr>
+            <w:r>
+              <w:rPr>
+                <w:sz w:val="24"/>
+                <w:szCs w:val="24"/>
+                <w:lang w:val="en-US"/>
+              </w:rPr>
+              <w:t>设计阶段进行可用性测试，收集反馈改进</w:t>
+            </w:r>
+          </w:p>
+        </w:tc>
+        <w:tc>
+          <w:tcPr>
+            <w:tcW w:w="1431" w:type="dxa"/>
+          </w:tcPr>
+          <w:p>
+            <w:pPr>
+              <w:keepNext w:val="0"/>
+              <w:keepLines w:val="0"/>
+              <w:pageBreakBefore w:val="0"/>
+              <w:widowControl w:val="0"/>
+              <w:numPr>
+                <w:numId w:val="0"/>
+              </w:numPr>
+              <w:kinsoku/>
+              <w:wordWrap/>
+              <w:overflowPunct/>
+              <w:topLinePunct w:val="0"/>
+              <w:autoSpaceDE/>
+              <w:autoSpaceDN/>
+              <w:bidi w:val="0"/>
+              <w:adjustRightInd/>
+              <w:snapToGrid/>
+              <w:spacing w:line="440" w:lineRule="exact"/>
+              <w:jc w:val="center"/>
+              <w:textAlignment w:val="auto"/>
+              <w:rPr>
+                <w:rFonts w:hint="eastAsia" w:eastAsia="宋体"/>
+                <w:sz w:val="24"/>
+                <w:szCs w:val="24"/>
+                <w:vertAlign w:val="baseline"/>
+                <w:lang w:val="en-US" w:eastAsia="zh-CN"/>
+              </w:rPr>
+            </w:pPr>
+            <w:r>
+              <w:rPr>
+                <w:rFonts w:hint="eastAsia"/>
+                <w:sz w:val="24"/>
+                <w:szCs w:val="24"/>
+                <w:vertAlign w:val="baseline"/>
+                <w:lang w:val="en-US" w:eastAsia="zh-CN"/>
+              </w:rPr>
+              <w:t>高</w:t>
+            </w:r>
+          </w:p>
+        </w:tc>
+      </w:tr>
+    </w:tbl>
+    <w:p>
+      <w:pPr>
+        <w:keepNext w:val="0"/>
+        <w:keepLines w:val="0"/>
+        <w:pageBreakBefore w:val="0"/>
+        <w:widowControl w:val="0"/>
+        <w:numPr>
+          <w:numId w:val="0"/>
+        </w:numPr>
+        <w:kinsoku/>
+        <w:wordWrap/>
+        <w:overflowPunct/>
+        <w:topLinePunct w:val="0"/>
+        <w:autoSpaceDE/>
+        <w:autoSpaceDN/>
+        <w:bidi w:val="0"/>
+        <w:adjustRightInd/>
+        <w:snapToGrid/>
+        <w:spacing w:line="440" w:lineRule="exact"/>
+        <w:textAlignment w:val="auto"/>
+        <w:rPr>
+          <w:sz w:val="24"/>
+          <w:szCs w:val="24"/>
+          <w:lang w:val="en-US"/>
+        </w:rPr>
+      </w:pPr>
+    </w:p>
+    <w:p>
+      <w:pPr>
+        <w:keepNext w:val="0"/>
+        <w:keepLines w:val="0"/>
+        <w:pageBreakBefore w:val="0"/>
+        <w:widowControl w:val="0"/>
+        <w:kinsoku/>
+        <w:wordWrap/>
+        <w:overflowPunct/>
+        <w:topLinePunct w:val="0"/>
+        <w:autoSpaceDE/>
+        <w:autoSpaceDN/>
+        <w:bidi w:val="0"/>
+        <w:adjustRightInd/>
+        <w:snapToGrid/>
+        <w:spacing w:line="440" w:lineRule="exact"/>
+        <w:textAlignment w:val="auto"/>
+        <w:rPr>
+          <w:sz w:val="24"/>
+          <w:szCs w:val="24"/>
           <w:lang w:val="en-US"/>
         </w:rPr>
       </w:pPr>
@@ -1184,261 +3907,8 @@
       <w:bookmarkEnd w:id="0"/>
       <w:r>
         <w:rPr>
-          <w:lang w:val="en-US"/>
-        </w:rPr>
-        <w:t>1、 性能需求</w:t>
-      </w:r>
-    </w:p>
-    <w:p>
-      <w:pPr>
-        <w:rPr>
-          <w:lang w:val="en-US"/>
-        </w:rPr>
-      </w:pPr>
-      <w:r>
-        <w:rPr>
-          <w:lang w:val="en-US"/>
-        </w:rPr>
-        <w:t>并发用户数：系统应支持至少100人同时在线操作。</w:t>
-      </w:r>
-    </w:p>
-    <w:p>
-      <w:pPr>
-        <w:rPr>
-          <w:lang w:val="en-US"/>
-        </w:rPr>
-      </w:pPr>
-      <w:r>
-        <w:rPr>
-          <w:lang w:val="en-US"/>
-        </w:rPr>
-        <w:t>响应时间：页面首次加载时间不超过3秒，操作响应时间不超过1秒，API接口响应时间不超过500ms（95%请求）。</w:t>
-      </w:r>
-    </w:p>
-    <w:p>
-      <w:pPr>
-        <w:rPr>
-          <w:lang w:val="en-US"/>
-        </w:rPr>
-      </w:pPr>
-      <w:r>
-        <w:rPr>
-          <w:lang w:val="en-US"/>
-        </w:rPr>
-        <w:t>系统可用性：7×24小时运行，年故障时间≤3天。</w:t>
-      </w:r>
-    </w:p>
-    <w:p>
-      <w:pPr>
-        <w:rPr>
-          <w:lang w:val="en-US"/>
-        </w:rPr>
-      </w:pPr>
-      <w:r>
-        <w:rPr>
-          <w:lang w:val="en-US"/>
-        </w:rPr>
-        <w:t>数据一致性：关键操作（如预约）需保证数据一致性。</w:t>
-      </w:r>
-    </w:p>
-    <w:p>
-      <w:pPr>
-        <w:rPr>
-          <w:lang w:val="en-US"/>
-        </w:rPr>
-      </w:pPr>
-      <w:r>
-        <w:rPr>
-          <w:lang w:val="en-US"/>
-        </w:rPr>
-        <w:t>2、 监控需求</w:t>
-      </w:r>
-    </w:p>
-    <w:p>
-      <w:pPr>
-        <w:rPr>
-          <w:lang w:val="en-US"/>
-        </w:rPr>
-      </w:pPr>
-      <w:r>
-        <w:rPr>
-          <w:lang w:val="en-US"/>
-        </w:rPr>
-        <w:t>日志记录：记录关键操作日志（用户登录、预约），便于问题追踪。</w:t>
-      </w:r>
-    </w:p>
-    <w:p>
-      <w:pPr>
-        <w:rPr>
-          <w:lang w:val="en-US"/>
-        </w:rPr>
-      </w:pPr>
-      <w:r>
-        <w:rPr>
-          <w:lang w:val="en-US"/>
-        </w:rPr>
-        <w:t>性能监控：监控服务器CPU、内存、磁盘使用率，以及数据库连接数、慢查询等。</w:t>
-      </w:r>
-    </w:p>
-    <w:p>
-      <w:pPr>
-        <w:rPr>
-          <w:lang w:val="en-US"/>
-        </w:rPr>
-      </w:pPr>
-      <w:r>
-        <w:rPr>
-          <w:lang w:val="en-US"/>
-        </w:rPr>
-        <w:t>业务监控：统计每日预约量、注册用户数、活跃用户数等，提供可视化监控面板（可选）。</w:t>
-      </w:r>
-    </w:p>
-    <w:p>
-      <w:pPr>
-        <w:rPr>
-          <w:lang w:val="en-US"/>
-        </w:rPr>
-      </w:pPr>
-      <w:r>
-        <w:rPr>
-          <w:lang w:val="en-US"/>
-        </w:rPr>
-        <w:t>3、 兼容性需求</w:t>
-      </w:r>
-    </w:p>
-    <w:p>
-      <w:pPr>
-        <w:rPr>
-          <w:lang w:val="en-US"/>
-        </w:rPr>
-      </w:pPr>
-      <w:r>
-        <w:rPr>
-          <w:lang w:val="en-US"/>
-        </w:rPr>
-        <w:t>浏览器兼容：支持Chrome（最新版）、Firefox（最新版）、Edge（最新版）、Safari（最新版）。</w:t>
-      </w:r>
-    </w:p>
-    <w:p>
-      <w:pPr>
-        <w:rPr>
-          <w:lang w:val="en-US"/>
-        </w:rPr>
-      </w:pPr>
-      <w:r>
-        <w:rPr>
-          <w:lang w:val="en-US"/>
-        </w:rPr>
-        <w:t>操作系统兼容：后端支持Windows Server、Linux（CentOS/Ubuntu）部署。</w:t>
-      </w:r>
-    </w:p>
-    <w:p>
-      <w:pPr>
-        <w:rPr>
-          <w:lang w:val="en-US"/>
-        </w:rPr>
-      </w:pPr>
-      <w:r>
-        <w:rPr>
-          <w:lang w:val="en-US"/>
-        </w:rPr>
-        <w:t>移动端适配：前端采用响应式设计，适配手机和平板屏幕。</w:t>
-      </w:r>
-    </w:p>
-    <w:p>
-      <w:pPr>
-        <w:rPr>
-          <w:lang w:val="en-US"/>
-        </w:rPr>
-      </w:pPr>
-      <w:r>
-        <w:rPr>
-          <w:lang w:val="en-US"/>
-        </w:rPr>
-        <w:t>六、 风险分析</w:t>
-      </w:r>
-    </w:p>
-    <w:p>
-      <w:pPr>
-        <w:rPr>
-          <w:lang w:val="en-US"/>
-        </w:rPr>
-      </w:pPr>
-      <w:r>
-        <w:rPr>
-          <w:lang w:val="en-US"/>
-        </w:rPr>
-        <w:t>风险 可能性 严重性 应对策略 可应对性</w:t>
-      </w:r>
-    </w:p>
-    <w:p>
-      <w:pPr>
-        <w:rPr>
-          <w:lang w:val="en-US"/>
-        </w:rPr>
-      </w:pPr>
-      <w:r>
-        <w:rPr>
-          <w:lang w:val="en-US"/>
-        </w:rPr>
-        <w:t>技术实现风险（如并发冲突） 中 高 采用数据库乐观锁、代码层面加锁，进行压力测试 高</w:t>
-      </w:r>
-    </w:p>
-    <w:p>
-      <w:pPr>
-        <w:rPr>
-          <w:lang w:val="en-US"/>
-        </w:rPr>
-      </w:pPr>
-      <w:r>
-        <w:rPr>
-          <w:lang w:val="en-US"/>
-        </w:rPr>
-        <w:t>需求变更风险 中 中 设立变更控制流程，在迭代中灵活调整 高</w:t>
-      </w:r>
-    </w:p>
-    <w:p>
-      <w:pPr>
-        <w:rPr>
-          <w:lang w:val="en-US"/>
-        </w:rPr>
-      </w:pPr>
-      <w:r>
-        <w:rPr>
-          <w:lang w:val="en-US"/>
-        </w:rPr>
-        <w:t>数据安全风险 低 高 密码加密、接口认证、防SQL注入、定期备份 高</w:t>
-      </w:r>
-    </w:p>
-    <w:p>
-      <w:pPr>
-        <w:rPr>
-          <w:lang w:val="en-US"/>
-        </w:rPr>
-      </w:pPr>
-      <w:r>
-        <w:rPr>
-          <w:lang w:val="en-US"/>
-        </w:rPr>
-        <w:t>项目延期风险 中 中 制定详细计划，每周复盘，预留缓冲时间 中</w:t>
-      </w:r>
-    </w:p>
-    <w:p>
-      <w:r>
-        <w:rPr>
-          <w:lang w:val="en-US"/>
-        </w:rPr>
-        <w:t>用户体验不佳 低 中 设计阶段进行可用性测试，收集反馈改进 高</w:t>
-      </w:r>
-    </w:p>
-    <w:p>
-      <w:pPr>
-        <w:rPr>
-          <w:lang w:val="en-US"/>
-        </w:rPr>
-      </w:pPr>
-      <w:r>
-        <w:rPr>
+          <w:sz w:val="24"/>
+          <w:szCs w:val="24"/>
           <w:lang w:val="en-US"/>
         </w:rPr>
         <w:t>七、 相关文档</w:t>
@@ -1446,12 +3916,31 @@
     </w:p>
     <w:p>
       <w:pPr>
-        <w:rPr>
-          <w:lang w:val="en-US"/>
-        </w:rPr>
-      </w:pPr>
-      <w:r>
-        <w:rPr>
+        <w:keepNext w:val="0"/>
+        <w:keepLines w:val="0"/>
+        <w:pageBreakBefore w:val="0"/>
+        <w:widowControl w:val="0"/>
+        <w:kinsoku/>
+        <w:wordWrap/>
+        <w:overflowPunct/>
+        <w:topLinePunct w:val="0"/>
+        <w:autoSpaceDE/>
+        <w:autoSpaceDN/>
+        <w:bidi w:val="0"/>
+        <w:adjustRightInd/>
+        <w:snapToGrid/>
+        <w:spacing w:line="440" w:lineRule="exact"/>
+        <w:textAlignment w:val="auto"/>
+        <w:rPr>
+          <w:sz w:val="24"/>
+          <w:szCs w:val="24"/>
+          <w:lang w:val="en-US"/>
+        </w:rPr>
+      </w:pPr>
+      <w:r>
+        <w:rPr>
+          <w:sz w:val="24"/>
+          <w:szCs w:val="24"/>
           <w:lang w:val="en-US"/>
         </w:rPr>
         <w:t>系统设计说明书（待编写）</w:t>
@@ -1459,12 +3948,31 @@
     </w:p>
     <w:p>
       <w:pPr>
-        <w:rPr>
-          <w:lang w:val="en-US"/>
-        </w:rPr>
-      </w:pPr>
-      <w:r>
-        <w:rPr>
+        <w:keepNext w:val="0"/>
+        <w:keepLines w:val="0"/>
+        <w:pageBreakBefore w:val="0"/>
+        <w:widowControl w:val="0"/>
+        <w:kinsoku/>
+        <w:wordWrap/>
+        <w:overflowPunct/>
+        <w:topLinePunct w:val="0"/>
+        <w:autoSpaceDE/>
+        <w:autoSpaceDN/>
+        <w:bidi w:val="0"/>
+        <w:adjustRightInd/>
+        <w:snapToGrid/>
+        <w:spacing w:line="440" w:lineRule="exact"/>
+        <w:textAlignment w:val="auto"/>
+        <w:rPr>
+          <w:sz w:val="24"/>
+          <w:szCs w:val="24"/>
+          <w:lang w:val="en-US"/>
+        </w:rPr>
+      </w:pPr>
+      <w:r>
+        <w:rPr>
+          <w:sz w:val="24"/>
+          <w:szCs w:val="24"/>
           <w:lang w:val="en-US"/>
         </w:rPr>
         <w:t>数据库设计文档（待编写）</w:t>
@@ -1472,12 +3980,31 @@
     </w:p>
     <w:p>
       <w:pPr>
-        <w:rPr>
-          <w:lang w:val="en-US"/>
-        </w:rPr>
-      </w:pPr>
-      <w:r>
-        <w:rPr>
+        <w:keepNext w:val="0"/>
+        <w:keepLines w:val="0"/>
+        <w:pageBreakBefore w:val="0"/>
+        <w:widowControl w:val="0"/>
+        <w:kinsoku/>
+        <w:wordWrap/>
+        <w:overflowPunct/>
+        <w:topLinePunct w:val="0"/>
+        <w:autoSpaceDE/>
+        <w:autoSpaceDN/>
+        <w:bidi w:val="0"/>
+        <w:adjustRightInd/>
+        <w:snapToGrid/>
+        <w:spacing w:line="440" w:lineRule="exact"/>
+        <w:textAlignment w:val="auto"/>
+        <w:rPr>
+          <w:sz w:val="24"/>
+          <w:szCs w:val="24"/>
+          <w:lang w:val="en-US"/>
+        </w:rPr>
+      </w:pPr>
+      <w:r>
+        <w:rPr>
+          <w:sz w:val="24"/>
+          <w:szCs w:val="24"/>
           <w:lang w:val="en-US"/>
         </w:rPr>
         <w:t>API接口文档（待编写）</w:t>
@@ -1485,18 +4012,44 @@
     </w:p>
     <w:p>
       <w:pPr>
-        <w:rPr>
-          <w:lang w:val="en-US"/>
-        </w:rPr>
-      </w:pPr>
-      <w:r>
-        <w:rPr>
+        <w:keepNext w:val="0"/>
+        <w:keepLines w:val="0"/>
+        <w:pageBreakBefore w:val="0"/>
+        <w:widowControl w:val="0"/>
+        <w:kinsoku/>
+        <w:wordWrap/>
+        <w:overflowPunct/>
+        <w:topLinePunct w:val="0"/>
+        <w:autoSpaceDE/>
+        <w:autoSpaceDN/>
+        <w:bidi w:val="0"/>
+        <w:adjustRightInd/>
+        <w:snapToGrid/>
+        <w:spacing w:line="440" w:lineRule="exact"/>
+        <w:textAlignment w:val="auto"/>
+        <w:rPr>
+          <w:sz w:val="24"/>
+          <w:szCs w:val="24"/>
+          <w:lang w:val="en-US"/>
+        </w:rPr>
+      </w:pPr>
+      <w:r>
+        <w:rPr>
+          <w:sz w:val="24"/>
+          <w:szCs w:val="24"/>
           <w:lang w:val="en-US"/>
         </w:rPr>
         <w:t>用户操作手册（待编写）</w:t>
       </w:r>
     </w:p>
-    <w:p/>
+    <w:p>
+      <w:pPr>
+        <w:rPr>
+          <w:sz w:val="24"/>
+          <w:szCs w:val="24"/>
+        </w:rPr>
+      </w:pPr>
+    </w:p>
     <w:sectPr>
       <w:pgSz w:w="11906" w:h="16838"/>
       <w:pgMar w:top="1440" w:right="1800" w:bottom="1440" w:left="1800" w:header="851" w:footer="992" w:gutter="0"/>
@@ -1505,6 +4058,29 @@
     </w:sectPr>
   </w:body>
 </w:document>
+</file>
+
+<file path=word/numbering.xml><?xml version="1.0" encoding="utf-8"?>
+<w:numbering xmlns:wpc="http://schemas.microsoft.com/office/word/2010/wordprocessingCanvas" xmlns:mc="http://schemas.openxmlformats.org/markup-compatibility/2006" xmlns:o="urn:schemas-microsoft-com:office:office" xmlns:r="http://schemas.openxmlformats.org/officeDocument/2006/relationships" xmlns:m="http://schemas.openxmlformats.org/officeDocument/2006/math" xmlns:v="urn:schemas-microsoft-com:vml" xmlns:wp14="http://schemas.microsoft.com/office/word/2010/wordprocessingDrawing" xmlns:wp="http://schemas.openxmlformats.org/drawingml/2006/wordprocessingDrawing" xmlns:w10="urn:schemas-microsoft-com:office:word" xmlns:w="http://schemas.openxmlformats.org/wordprocessingml/2006/main" xmlns:w14="http://schemas.microsoft.com/office/word/2010/wordml" xmlns:wpg="http://schemas.microsoft.com/office/word/2010/wordprocessingGroup" xmlns:wpi="http://schemas.microsoft.com/office/word/2010/wordprocessingInk" xmlns:wne="http://schemas.microsoft.com/office/word/2006/wordml" xmlns:wps="http://schemas.microsoft.com/office/word/2010/wordprocessingShape" xmlns:wpsCustomData="http://www.wps.cn/officeDocument/2013/wpsCustomData" mc:Ignorable="w14 wp14">
+  <w:abstractNum w:abstractNumId="0">
+    <w:nsid w:val="4AB967ED"/>
+    <w:multiLevelType w:val="singleLevel"/>
+    <w:tmpl w:val="4AB967ED"/>
+    <w:lvl w:ilvl="0" w:tentative="0">
+      <w:start w:val="6"/>
+      <w:numFmt w:val="chineseCounting"/>
+      <w:suff w:val="nothing"/>
+      <w:lvlText w:val="%1、"/>
+      <w:lvlJc w:val="left"/>
+      <w:rPr>
+        <w:rFonts w:hint="eastAsia"/>
+      </w:rPr>
+    </w:lvl>
+  </w:abstractNum>
+  <w:num w:numId="1">
+    <w:abstractNumId w:val="0"/>
+  </w:num>
+</w:numbering>
 </file>
 
 <file path=word/styles.xml><?xml version="1.0" encoding="utf-8"?>
